--- a/fuentes/CF2_12210556_DU.docx
+++ b/fuentes/CF2_12210556_DU.docx
@@ -2282,6 +2282,8 @@
       <w:pPr>
         <w:ind w:firstLine="0"/>
         <w:rPr>
+          <w:b/>
+          <w:u w:val="single"/>
           <w:lang w:eastAsia="es-CO"/>
         </w:rPr>
       </w:pPr>
@@ -2294,6 +2296,8 @@
           <w:t>Enlace de reproducción del video</w:t>
         </w:r>
       </w:hyperlink>
+      <w:bookmarkStart w:id="3" w:name="_GoBack"/>
+      <w:bookmarkEnd w:id="3"/>
     </w:p>
     <w:tbl>
       <w:tblPr>
@@ -2311,7 +2315,7 @@
           </w:tcPr>
           <w:p>
             <w:pPr>
-              <w:jc w:val="center"/>
+              <w:ind w:firstLine="0"/>
               <w:rPr>
                 <w:b/>
               </w:rPr>
@@ -2320,7 +2324,13 @@
               <w:rPr>
                 <w:b/>
               </w:rPr>
-              <w:t xml:space="preserve">Síntesis del video: </w:t>
+              <w:t>Transcripción del video</w:t>
+            </w:r>
+            <w:r>
+              <w:rPr>
+                <w:b/>
+              </w:rPr>
+              <w:t xml:space="preserve">: </w:t>
             </w:r>
             <w:r>
               <w:t>Colaboración digital con Microsoft 365</w:t>
@@ -2948,12 +2958,12 @@
         <w:spacing w:after="120"/>
         <w:ind w:left="720"/>
       </w:pPr>
-      <w:bookmarkStart w:id="3" w:name="_Toc223942466"/>
+      <w:bookmarkStart w:id="4" w:name="_Toc223942466"/>
       <w:r>
         <w:lastRenderedPageBreak/>
         <w:t>Trabajo colaborativo en entornos digitales</w:t>
       </w:r>
-      <w:bookmarkEnd w:id="3"/>
+      <w:bookmarkEnd w:id="4"/>
     </w:p>
     <w:p>
       <w:pPr>
@@ -3656,12 +3666,12 @@
       <w:pPr>
         <w:pStyle w:val="Ttulo2"/>
       </w:pPr>
-      <w:bookmarkStart w:id="4" w:name="_Toc223942467"/>
+      <w:bookmarkStart w:id="5" w:name="_Toc223942467"/>
       <w:r>
         <w:lastRenderedPageBreak/>
         <w:t>Beneficios</w:t>
       </w:r>
-      <w:bookmarkEnd w:id="4"/>
+      <w:bookmarkEnd w:id="5"/>
     </w:p>
     <w:p>
       <w:pPr>
@@ -3679,10 +3689,7 @@
     <w:p>
       <w:pPr>
         <w:pStyle w:val="Prrafodelista"/>
-        <w:numPr>
-          <w:ilvl w:val="0"/>
-          <w:numId w:val="6"/>
-        </w:numPr>
+        <w:ind w:firstLine="0"/>
         <w:rPr>
           <w:lang w:eastAsia="es-CO"/>
         </w:rPr>
@@ -3901,12 +3908,12 @@
       <w:pPr>
         <w:pStyle w:val="Ttulo2"/>
       </w:pPr>
-      <w:bookmarkStart w:id="5" w:name="_Toc223942468"/>
+      <w:bookmarkStart w:id="6" w:name="_Toc223942468"/>
       <w:r>
         <w:lastRenderedPageBreak/>
         <w:t>Edición compartida de archivos en línea</w:t>
       </w:r>
-      <w:bookmarkEnd w:id="5"/>
+      <w:bookmarkEnd w:id="6"/>
     </w:p>
     <w:p>
       <w:pPr>
@@ -4750,11 +4757,11 @@
       <w:pPr>
         <w:pStyle w:val="Ttulo2"/>
       </w:pPr>
-      <w:bookmarkStart w:id="6" w:name="_Toc223942469"/>
+      <w:bookmarkStart w:id="7" w:name="_Toc223942469"/>
       <w:r>
         <w:t>Retos en las organizaciones</w:t>
       </w:r>
-      <w:bookmarkEnd w:id="6"/>
+      <w:bookmarkEnd w:id="7"/>
     </w:p>
     <w:p>
       <w:pPr>
@@ -5583,12 +5590,12 @@
         <w:spacing w:after="120"/>
         <w:ind w:left="720"/>
       </w:pPr>
-      <w:bookmarkStart w:id="7" w:name="_Toc223942470"/>
+      <w:bookmarkStart w:id="8" w:name="_Toc223942470"/>
       <w:r>
         <w:lastRenderedPageBreak/>
         <w:t>Teams</w:t>
       </w:r>
-      <w:bookmarkEnd w:id="7"/>
+      <w:bookmarkEnd w:id="8"/>
       <w:r>
         <w:t xml:space="preserve"> </w:t>
       </w:r>
@@ -6473,11 +6480,11 @@
       <w:pPr>
         <w:pStyle w:val="Ttulo2"/>
       </w:pPr>
-      <w:bookmarkStart w:id="8" w:name="_Toc223942471"/>
+      <w:bookmarkStart w:id="9" w:name="_Toc223942471"/>
       <w:r>
         <w:t>Reuniones en línea</w:t>
       </w:r>
-      <w:bookmarkEnd w:id="8"/>
+      <w:bookmarkEnd w:id="9"/>
     </w:p>
     <w:p>
       <w:pPr>
@@ -7414,11 +7421,11 @@
       <w:pPr>
         <w:pStyle w:val="Ttulo2"/>
       </w:pPr>
-      <w:bookmarkStart w:id="9" w:name="_Toc223942472"/>
+      <w:bookmarkStart w:id="10" w:name="_Toc223942472"/>
       <w:r>
         <w:t>Chat y videollamadas</w:t>
       </w:r>
-      <w:bookmarkEnd w:id="9"/>
+      <w:bookmarkEnd w:id="10"/>
     </w:p>
     <w:p>
       <w:pPr>
@@ -7509,11 +7516,11 @@
       <w:pPr>
         <w:pStyle w:val="Ttulo2"/>
       </w:pPr>
-      <w:bookmarkStart w:id="10" w:name="_Toc223942473"/>
+      <w:bookmarkStart w:id="11" w:name="_Toc223942473"/>
       <w:r>
         <w:t>Creación de equipos y canales</w:t>
       </w:r>
-      <w:bookmarkEnd w:id="10"/>
+      <w:bookmarkEnd w:id="11"/>
     </w:p>
     <w:p>
       <w:pPr>
@@ -8111,11 +8118,11 @@
       <w:pPr>
         <w:pStyle w:val="Ttulo2"/>
       </w:pPr>
-      <w:bookmarkStart w:id="11" w:name="_Toc223942474"/>
+      <w:bookmarkStart w:id="12" w:name="_Toc223942474"/>
       <w:r>
         <w:t>Integración con otras aplicaciones</w:t>
       </w:r>
-      <w:bookmarkEnd w:id="11"/>
+      <w:bookmarkEnd w:id="12"/>
     </w:p>
     <w:p>
       <w:pPr>
@@ -8293,6 +8300,90 @@
         </w:rPr>
         <w:t>Otras</w:t>
       </w:r>
+      <w:r>
+        <w:rPr>
+          <w:lang w:eastAsia="es-CO"/>
+        </w:rPr>
+        <w:tab/>
+      </w:r>
+      <w:r>
+        <w:rPr>
+          <w:lang w:eastAsia="es-CO"/>
+        </w:rPr>
+        <w:tab/>
+      </w:r>
+      <w:r>
+        <w:rPr>
+          <w:lang w:eastAsia="es-CO"/>
+        </w:rPr>
+        <w:tab/>
+      </w:r>
+      <w:r>
+        <w:rPr>
+          <w:lang w:eastAsia="es-CO"/>
+        </w:rPr>
+        <w:tab/>
+      </w:r>
+      <w:r>
+        <w:rPr>
+          <w:lang w:eastAsia="es-CO"/>
+        </w:rPr>
+        <w:tab/>
+      </w:r>
+      <w:r>
+        <w:rPr>
+          <w:lang w:eastAsia="es-CO"/>
+        </w:rPr>
+        <w:tab/>
+      </w:r>
+      <w:r>
+        <w:rPr>
+          <w:lang w:eastAsia="es-CO"/>
+        </w:rPr>
+        <w:tab/>
+      </w:r>
+      <w:r>
+        <w:rPr>
+          <w:lang w:eastAsia="es-CO"/>
+        </w:rPr>
+        <w:tab/>
+      </w:r>
+      <w:r>
+        <w:rPr>
+          <w:lang w:eastAsia="es-CO"/>
+        </w:rPr>
+        <w:tab/>
+      </w:r>
+      <w:r>
+        <w:rPr>
+          <w:lang w:eastAsia="es-CO"/>
+        </w:rPr>
+        <w:tab/>
+      </w:r>
+      <w:r>
+        <w:rPr>
+          <w:lang w:eastAsia="es-CO"/>
+        </w:rPr>
+        <w:tab/>
+      </w:r>
+      <w:r>
+        <w:rPr>
+          <w:lang w:eastAsia="es-CO"/>
+        </w:rPr>
+        <w:tab/>
+      </w:r>
+      <w:r>
+        <w:rPr>
+          <w:lang w:eastAsia="es-CO"/>
+        </w:rPr>
+        <w:tab/>
+      </w:r>
+      <w:r>
+        <w:rPr>
+          <w:lang w:eastAsia="es-CO"/>
+        </w:rPr>
+        <w:tab/>
+      </w:r>
     </w:p>
     <w:p>
       <w:pPr>
@@ -8311,6 +8402,7 @@
           <w:b/>
           <w:lang w:eastAsia="es-CO"/>
         </w:rPr>
+        <w:lastRenderedPageBreak/>
         <w:t>Aplicaciones externas:</w:t>
       </w:r>
     </w:p>
@@ -8330,7 +8422,6 @@
         <w:rPr>
           <w:lang w:eastAsia="es-CO"/>
         </w:rPr>
-        <w:lastRenderedPageBreak/>
         <w:t>Trello</w:t>
       </w:r>
       <w:proofErr w:type="spellEnd"/>
@@ -9212,16 +9303,6 @@
         </w:rPr>
       </w:pPr>
     </w:p>
-    <w:p>
-      <w:pPr>
-        <w:spacing w:before="0" w:after="0"/>
-        <w:ind w:firstLine="0"/>
-        <w:rPr>
-          <w:rStyle w:val="Hipervnculo"/>
-          <w:lang w:eastAsia="es-CO"/>
-        </w:rPr>
-      </w:pPr>
-    </w:p>
     <w:tbl>
       <w:tblPr>
         <w:tblStyle w:val="Tablaconcuadrcula"/>
@@ -9238,7 +9319,7 @@
           </w:tcPr>
           <w:p>
             <w:pPr>
-              <w:jc w:val="center"/>
+              <w:ind w:firstLine="0"/>
               <w:rPr>
                 <w:b/>
               </w:rPr>
@@ -9247,7 +9328,14 @@
               <w:rPr>
                 <w:b/>
               </w:rPr>
-              <w:t xml:space="preserve">Síntesis del video: </w:t>
+              <w:lastRenderedPageBreak/>
+              <w:t>Transcripción del video</w:t>
+            </w:r>
+            <w:r>
+              <w:rPr>
+                <w:b/>
+              </w:rPr>
+              <w:t xml:space="preserve">: </w:t>
             </w:r>
             <w:r>
               <w:t>Introducción a Teams y programación de reuniones</w:t>
@@ -9328,14 +9416,17 @@
           </w:p>
           <w:p>
             <w:r>
+              <w:t xml:space="preserve">Aquí creamos la reunión. Ahorita miramos </w:t>
+            </w:r>
+            <w:r>
+              <w:t xml:space="preserve">aquí en </w:t>
+            </w:r>
+            <w:r>
+              <w:t xml:space="preserve">el tema de las comunidades. Aquí vamos a crear las comunidades. Aquí en calendario podemos ir creando una </w:t>
+            </w:r>
+            <w:r>
               <w:lastRenderedPageBreak/>
-              <w:t xml:space="preserve">Aquí creamos la reunión. Ahorita miramos </w:t>
-            </w:r>
-            <w:r>
-              <w:t xml:space="preserve">aquí en </w:t>
-            </w:r>
-            <w:r>
-              <w:t>el tema de las comunidades. Aquí vamos a crear las comunidades. Aquí en calendario podemos ir creando una agenda de las diferentes reuniones y aquí vamos viendo la actividad que se va generando.</w:t>
+              <w:t>agenda de las diferentes reuniones y aquí vamos viendo la actividad que se va generando.</w:t>
             </w:r>
           </w:p>
           <w:p>
@@ -9389,15 +9480,12 @@
           </w:p>
           <w:p>
             <w:r>
-              <w:t xml:space="preserve">Aquí, si queremos enviar una reacción, por ejemplo: me gusta, me encanta, aplauso. Aquí, si queremos cambiar la vista, por ejemplo, orador o galería, y aquí nos va dando otras opciones: mostrar en galería, desactivar video entrante, ocultarme o </w:t>
-            </w:r>
+              <w:t>Aquí, si queremos enviar una reacción, por ejemplo: me gusta, me encanta, aplauso. Aquí, si queremos cambiar la vista, por ejemplo, orador o galería, y aquí nos va dando otras opciones: mostrar en galería, desactivar video entrante, ocultarme o quitarme de la galería. Entonces, esto lo podemos ir viendo cuando estamos dentro de la reunión.</w:t>
+            </w:r>
+          </w:p>
+          <w:p>
             <w:r>
               <w:lastRenderedPageBreak/>
-              <w:t>quitarme de la galería. Entonces, esto lo podemos ir viendo cuando estamos dentro de la reunión.</w:t>
-            </w:r>
-          </w:p>
-          <w:p>
-            <w:r>
               <w:t>Aquí tenemos información de la reunión. Si queremos configuración y efectos, configuración de audio o idioma. Esto es bueno, por ejemplo, el tema de los idiomas, porque a veces se hace transcripción. Entonces, indicar el idiom</w:t>
             </w:r>
             <w:r>
@@ -9689,7 +9777,7 @@
           </w:tcPr>
           <w:p>
             <w:pPr>
-              <w:jc w:val="center"/>
+              <w:ind w:firstLine="0"/>
               <w:rPr>
                 <w:b/>
               </w:rPr>
@@ -9698,7 +9786,13 @@
               <w:rPr>
                 <w:b/>
               </w:rPr>
-              <w:t xml:space="preserve">Síntesis del video: </w:t>
+              <w:t>Transcripción del video</w:t>
+            </w:r>
+            <w:r>
+              <w:rPr>
+                <w:b/>
+              </w:rPr>
+              <w:t xml:space="preserve">: </w:t>
             </w:r>
             <w:r>
               <w:t>Equipos y canales en Teams.</w:t>
@@ -11725,12 +11819,12 @@
         <w:spacing w:after="120"/>
         <w:ind w:left="720"/>
       </w:pPr>
-      <w:bookmarkStart w:id="12" w:name="_Toc223942475"/>
+      <w:bookmarkStart w:id="13" w:name="_Toc223942475"/>
       <w:r>
         <w:lastRenderedPageBreak/>
         <w:t>SharePoint</w:t>
       </w:r>
-      <w:bookmarkEnd w:id="12"/>
+      <w:bookmarkEnd w:id="13"/>
     </w:p>
     <w:p>
       <w:pPr>
@@ -11803,11 +11897,11 @@
       <w:pPr>
         <w:pStyle w:val="Ttulo2"/>
       </w:pPr>
-      <w:bookmarkStart w:id="13" w:name="_Toc223942476"/>
+      <w:bookmarkStart w:id="14" w:name="_Toc223942476"/>
       <w:r>
         <w:t>Propósito</w:t>
       </w:r>
-      <w:bookmarkEnd w:id="13"/>
+      <w:bookmarkEnd w:id="14"/>
     </w:p>
     <w:p>
       <w:pPr>
@@ -11914,11 +12008,11 @@
       <w:pPr>
         <w:pStyle w:val="Ttulo2"/>
       </w:pPr>
-      <w:bookmarkStart w:id="14" w:name="_Toc223942477"/>
+      <w:bookmarkStart w:id="15" w:name="_Toc223942477"/>
       <w:r>
         <w:t>Diferencias con OneDrive</w:t>
       </w:r>
-      <w:bookmarkEnd w:id="14"/>
+      <w:bookmarkEnd w:id="15"/>
     </w:p>
     <w:p>
       <w:pPr>
@@ -12014,11 +12108,11 @@
       <w:pPr>
         <w:pStyle w:val="Ttulo2"/>
       </w:pPr>
-      <w:bookmarkStart w:id="15" w:name="_Toc223942478"/>
+      <w:bookmarkStart w:id="16" w:name="_Toc223942478"/>
       <w:r>
         <w:t>Organización de archivos en espacios compartidos</w:t>
       </w:r>
-      <w:bookmarkEnd w:id="15"/>
+      <w:bookmarkEnd w:id="16"/>
     </w:p>
     <w:p>
       <w:pPr>
@@ -12435,11 +12529,11 @@
       <w:pPr>
         <w:pStyle w:val="Ttulo2"/>
       </w:pPr>
-      <w:bookmarkStart w:id="16" w:name="_Toc223942479"/>
+      <w:bookmarkStart w:id="17" w:name="_Toc223942479"/>
       <w:r>
         <w:t>Acceso y permisos de usuarios</w:t>
       </w:r>
-      <w:bookmarkEnd w:id="16"/>
+      <w:bookmarkEnd w:id="17"/>
     </w:p>
     <w:p>
       <w:pPr>
@@ -12933,12 +13027,12 @@
       <w:pPr>
         <w:pStyle w:val="Titulosgenerales"/>
       </w:pPr>
-      <w:bookmarkStart w:id="17" w:name="_Toc223942480"/>
+      <w:bookmarkStart w:id="18" w:name="_Toc223942480"/>
       <w:r>
         <w:lastRenderedPageBreak/>
         <w:t>Síntesis</w:t>
       </w:r>
-      <w:bookmarkEnd w:id="17"/>
+      <w:bookmarkEnd w:id="18"/>
     </w:p>
     <w:p>
       <w:pPr>
@@ -13011,14 +13105,14 @@
       <w:pPr>
         <w:pStyle w:val="Titulosgenerales"/>
       </w:pPr>
-      <w:bookmarkStart w:id="18" w:name="_Toc176443725"/>
-      <w:bookmarkStart w:id="19" w:name="_Toc223942481"/>
+      <w:bookmarkStart w:id="19" w:name="_Toc176443725"/>
+      <w:bookmarkStart w:id="20" w:name="_Toc223942481"/>
       <w:r>
         <w:lastRenderedPageBreak/>
         <w:t>Glosario</w:t>
       </w:r>
-      <w:bookmarkEnd w:id="18"/>
       <w:bookmarkEnd w:id="19"/>
+      <w:bookmarkEnd w:id="20"/>
     </w:p>
     <w:p>
       <w:pPr>
@@ -13363,8 +13457,8 @@
           <w:lang w:val="es-MX"/>
         </w:rPr>
       </w:pPr>
-      <w:bookmarkStart w:id="20" w:name="_Toc176443726"/>
-      <w:bookmarkStart w:id="21" w:name="_Toc223942482"/>
+      <w:bookmarkStart w:id="21" w:name="_Toc176443726"/>
+      <w:bookmarkStart w:id="22" w:name="_Toc223942482"/>
       <w:r>
         <w:rPr>
           <w:lang w:val="es-MX"/>
@@ -13372,8 +13466,8 @@
         <w:lastRenderedPageBreak/>
         <w:t>Referencias bibliográficas</w:t>
       </w:r>
-      <w:bookmarkEnd w:id="20"/>
       <w:bookmarkEnd w:id="21"/>
+      <w:bookmarkEnd w:id="22"/>
     </w:p>
     <w:p>
       <w:pPr>
@@ -13727,14 +13821,14 @@
       <w:pPr>
         <w:pStyle w:val="Titulosgenerales"/>
       </w:pPr>
-      <w:bookmarkStart w:id="22" w:name="_Toc176443727"/>
-      <w:bookmarkStart w:id="23" w:name="_Toc223942483"/>
+      <w:bookmarkStart w:id="23" w:name="_Toc176443727"/>
+      <w:bookmarkStart w:id="24" w:name="_Toc223942483"/>
       <w:r>
         <w:lastRenderedPageBreak/>
         <w:t>Créditos</w:t>
       </w:r>
-      <w:bookmarkEnd w:id="22"/>
       <w:bookmarkEnd w:id="23"/>
+      <w:bookmarkEnd w:id="24"/>
     </w:p>
     <w:tbl>
       <w:tblPr>
@@ -14426,8 +14520,6 @@
             <w:r>
               <w:t xml:space="preserve">Evaluadora de </w:t>
             </w:r>
-            <w:bookmarkStart w:id="24" w:name="_GoBack"/>
-            <w:bookmarkEnd w:id="24"/>
             <w:r>
               <w:t>contenidos inclusivos y accesibles</w:t>
             </w:r>
@@ -14642,7 +14734,7 @@
         <w:noProof/>
         <w:lang w:val="es-ES"/>
       </w:rPr>
-      <w:t>51</w:t>
+      <w:t>21</w:t>
     </w:r>
     <w:r>
       <w:fldChar w:fldCharType="end"/>
@@ -17754,6 +17846,18 @@
     <w:basedOn w:val="Fuentedeprrafopredeter"/>
     <w:rsid w:val="00DC0A1F"/>
   </w:style>
+  <w:style w:type="character" w:styleId="Hipervnculovisitado">
+    <w:name w:val="FollowedHyperlink"/>
+    <w:basedOn w:val="Fuentedeprrafopredeter"/>
+    <w:uiPriority w:val="99"/>
+    <w:semiHidden/>
+    <w:unhideWhenUsed/>
+    <w:rsid w:val="0069047A"/>
+    <w:rPr>
+      <w:color w:val="954F72" w:themeColor="followedHyperlink"/>
+      <w:u w:val="single"/>
+    </w:rPr>
+  </w:style>
 </w:styles>
 </file>
 
@@ -18053,17 +18157,6 @@
 </file>
 
 <file path=customXml/item1.xml><?xml version="1.0" encoding="utf-8"?>
-<p:properties xmlns:p="http://schemas.microsoft.com/office/2006/metadata/properties" xmlns:xsi="http://www.w3.org/2001/XMLSchema-instance" xmlns:pc="http://schemas.microsoft.com/office/infopath/2007/PartnerControls">
-  <documentManagement>
-    <TaxCatchAll xmlns="285d351f-f218-493a-825f-85a9dfbde315" xsi:nil="true"/>
-    <lcf76f155ced4ddcb4097134ff3c332f xmlns="55abea07-cd72-4a95-add0-1082a24cf9e9">
-      <Terms xmlns="http://schemas.microsoft.com/office/infopath/2007/PartnerControls"/>
-    </lcf76f155ced4ddcb4097134ff3c332f>
-  </documentManagement>
-</p:properties>
-</file>
-
-<file path=customXml/item2.xml><?xml version="1.0" encoding="utf-8"?>
 <ct:contentTypeSchema xmlns:ct="http://schemas.microsoft.com/office/2006/metadata/contentType" xmlns:ma="http://schemas.microsoft.com/office/2006/metadata/properties/metaAttributes" ct:_="" ma:_="" ma:contentTypeName="Documento" ma:contentTypeID="0x0101005D7421CBAB376F47AC1876466873BE0C" ma:contentTypeVersion="11" ma:contentTypeDescription="Crear nuevo documento." ma:contentTypeScope="" ma:versionID="f360f8b6fb6f4c8bd21c6a7e407e2e16">
   <xsd:schema xmlns:xsd="http://www.w3.org/2001/XMLSchema" xmlns:xs="http://www.w3.org/2001/XMLSchema" xmlns:p="http://schemas.microsoft.com/office/2006/metadata/properties" xmlns:ns2="55abea07-cd72-4a95-add0-1082a24cf9e9" xmlns:ns3="285d351f-f218-493a-825f-85a9dfbde315" targetNamespace="http://schemas.microsoft.com/office/2006/metadata/properties" ma:root="true" ma:fieldsID="45e32b76c8e436055369618aac27ad35" ns2:_="" ns3:_="">
     <xsd:import namespace="55abea07-cd72-4a95-add0-1082a24cf9e9"/>
@@ -18258,7 +18351,7 @@
 </ct:contentTypeSchema>
 </file>
 
-<file path=customXml/item3.xml><?xml version="1.0" encoding="utf-8"?>
+<file path=customXml/item2.xml><?xml version="1.0" encoding="utf-8"?>
 <?mso-contentType ?>
 <FormTemplates xmlns="http://schemas.microsoft.com/sharepoint/v3/contenttype/forms">
   <Display>DocumentLibraryForm</Display>
@@ -18267,11 +18360,34 @@
 </FormTemplates>
 </file>
 
+<file path=customXml/item3.xml><?xml version="1.0" encoding="utf-8"?>
+<p:properties xmlns:p="http://schemas.microsoft.com/office/2006/metadata/properties" xmlns:xsi="http://www.w3.org/2001/XMLSchema-instance" xmlns:pc="http://schemas.microsoft.com/office/infopath/2007/PartnerControls">
+  <documentManagement>
+    <TaxCatchAll xmlns="285d351f-f218-493a-825f-85a9dfbde315" xsi:nil="true"/>
+    <lcf76f155ced4ddcb4097134ff3c332f xmlns="55abea07-cd72-4a95-add0-1082a24cf9e9">
+      <Terms xmlns="http://schemas.microsoft.com/office/infopath/2007/PartnerControls"/>
+    </lcf76f155ced4ddcb4097134ff3c332f>
+  </documentManagement>
+</p:properties>
+</file>
+
 <file path=customXml/item4.xml><?xml version="1.0" encoding="utf-8"?>
 <b:Sources xmlns:b="http://schemas.openxmlformats.org/officeDocument/2006/bibliography" xmlns="http://schemas.openxmlformats.org/officeDocument/2006/bibliography" SelectedStyle="\APASixthEditionOfficeOnline.xsl" StyleName="APA" Version="6"/>
 </file>
 
 <file path=customXml/itemProps1.xml><?xml version="1.0" encoding="utf-8"?>
+<ds:datastoreItem xmlns:ds="http://schemas.openxmlformats.org/officeDocument/2006/customXml" ds:itemID="{55AF8C98-ABCB-48A6-BAAA-326D89EAF9C5}"/>
+</file>
+
+<file path=customXml/itemProps2.xml><?xml version="1.0" encoding="utf-8"?>
+<ds:datastoreItem xmlns:ds="http://schemas.openxmlformats.org/officeDocument/2006/customXml" ds:itemID="{91756AAB-0645-4FFC-990B-34BB6096B23B}">
+  <ds:schemaRefs>
+    <ds:schemaRef ds:uri="http://schemas.microsoft.com/sharepoint/v3/contenttype/forms"/>
+  </ds:schemaRefs>
+</ds:datastoreItem>
+</file>
+
+<file path=customXml/itemProps3.xml><?xml version="1.0" encoding="utf-8"?>
 <ds:datastoreItem xmlns:ds="http://schemas.openxmlformats.org/officeDocument/2006/customXml" ds:itemID="{CEECB56F-E1D8-45BF-A0A3-B5258E7263D4}">
   <ds:schemaRefs>
     <ds:schemaRef ds:uri="http://schemas.microsoft.com/office/2006/metadata/properties"/>
@@ -18282,20 +18398,8 @@
 </ds:datastoreItem>
 </file>
 
-<file path=customXml/itemProps2.xml><?xml version="1.0" encoding="utf-8"?>
-<ds:datastoreItem xmlns:ds="http://schemas.openxmlformats.org/officeDocument/2006/customXml" ds:itemID="{CBFD772D-98D8-4CED-8B6A-937348A2E8D2}"/>
-</file>
-
-<file path=customXml/itemProps3.xml><?xml version="1.0" encoding="utf-8"?>
-<ds:datastoreItem xmlns:ds="http://schemas.openxmlformats.org/officeDocument/2006/customXml" ds:itemID="{91756AAB-0645-4FFC-990B-34BB6096B23B}">
-  <ds:schemaRefs>
-    <ds:schemaRef ds:uri="http://schemas.microsoft.com/sharepoint/v3/contenttype/forms"/>
-  </ds:schemaRefs>
-</ds:datastoreItem>
-</file>
-
 <file path=customXml/itemProps4.xml><?xml version="1.0" encoding="utf-8"?>
-<ds:datastoreItem xmlns:ds="http://schemas.openxmlformats.org/officeDocument/2006/customXml" ds:itemID="{9D20B51E-0B9F-4C78-8D0F-DADA33FAFCF9}">
+<ds:datastoreItem xmlns:ds="http://schemas.openxmlformats.org/officeDocument/2006/customXml" ds:itemID="{AF191B8D-471B-46CE-B872-36AE97912DAA}">
   <ds:schemaRefs>
     <ds:schemaRef ds:uri="http://schemas.openxmlformats.org/officeDocument/2006/bibliography"/>
   </ds:schemaRefs>

--- a/fuentes/CF2_12210556_DU.docx
+++ b/fuentes/CF2_12210556_DU.docx
@@ -2296,8 +2296,6 @@
           <w:t>Enlace de reproducción del video</w:t>
         </w:r>
       </w:hyperlink>
-      <w:bookmarkStart w:id="3" w:name="_GoBack"/>
-      <w:bookmarkEnd w:id="3"/>
     </w:p>
     <w:tbl>
       <w:tblPr>
@@ -2958,12 +2956,12 @@
         <w:spacing w:after="120"/>
         <w:ind w:left="720"/>
       </w:pPr>
-      <w:bookmarkStart w:id="4" w:name="_Toc223942466"/>
+      <w:bookmarkStart w:id="3" w:name="_Toc223942466"/>
       <w:r>
         <w:lastRenderedPageBreak/>
         <w:t>Trabajo colaborativo en entornos digitales</w:t>
       </w:r>
-      <w:bookmarkEnd w:id="4"/>
+      <w:bookmarkEnd w:id="3"/>
     </w:p>
     <w:p>
       <w:pPr>
@@ -3001,7 +2999,31 @@
         <w:rPr>
           <w:lang w:eastAsia="es-CO"/>
         </w:rPr>
-        <w:t>A continuación, se presenta una tabla en donde por medio de ejemplos se muestran diferentes formas y herramientas digitales que permiten a las organizaciones aprovechar el trabajo colaborativo. Cada ejemplo ilustra la aplicación práctica de la colaboración en línea en distintos contextos empresariales, promoviendo la productividad y la innovación conjunta:</w:t>
+        <w:t>A continuación, se presenta una tabla en donde</w:t>
+      </w:r>
+      <w:r>
+        <w:rPr>
+          <w:lang w:eastAsia="es-CO"/>
+        </w:rPr>
+        <w:t>,</w:t>
+      </w:r>
+      <w:r>
+        <w:rPr>
+          <w:lang w:eastAsia="es-CO"/>
+        </w:rPr>
+        <w:t xml:space="preserve"> por medio de ejemplos</w:t>
+      </w:r>
+      <w:r>
+        <w:rPr>
+          <w:lang w:eastAsia="es-CO"/>
+        </w:rPr>
+        <w:t>,</w:t>
+      </w:r>
+      <w:r>
+        <w:rPr>
+          <w:lang w:eastAsia="es-CO"/>
+        </w:rPr>
+        <w:t xml:space="preserve"> se muestran diferentes formas y herramientas digitales que permiten a las organizaciones aprovechar el trabajo colaborativo. Cada ejemplo ilustra la aplicación práctica de la colaboración en línea en distintos contextos empresariales, promoviendo la productividad y la innovación conjunta:</w:t>
       </w:r>
       <w:r>
         <w:rPr>
@@ -3291,7 +3313,13 @@
               </w:rPr>
             </w:pPr>
             <w:r>
-              <w:t>Facilita el acceso a la información y garantiza trazabilidad de cambios.</w:t>
+              <w:t xml:space="preserve">Facilita el acceso a la información y garantiza </w:t>
+            </w:r>
+            <w:r>
+              <w:t xml:space="preserve">y </w:t>
+            </w:r>
+            <w:r>
+              <w:t>trazabilidad de cambios.</w:t>
             </w:r>
           </w:p>
         </w:tc>
@@ -3666,12 +3694,12 @@
       <w:pPr>
         <w:pStyle w:val="Ttulo2"/>
       </w:pPr>
-      <w:bookmarkStart w:id="5" w:name="_Toc223942467"/>
+      <w:bookmarkStart w:id="4" w:name="_Toc223942467"/>
       <w:r>
         <w:lastRenderedPageBreak/>
         <w:t>Beneficios</w:t>
       </w:r>
-      <w:bookmarkEnd w:id="5"/>
+      <w:bookmarkEnd w:id="4"/>
     </w:p>
     <w:p>
       <w:pPr>
@@ -3908,12 +3936,12 @@
       <w:pPr>
         <w:pStyle w:val="Ttulo2"/>
       </w:pPr>
-      <w:bookmarkStart w:id="6" w:name="_Toc223942468"/>
+      <w:bookmarkStart w:id="5" w:name="_Toc223942468"/>
       <w:r>
         <w:lastRenderedPageBreak/>
         <w:t>Edición compartida de archivos en línea</w:t>
       </w:r>
-      <w:bookmarkEnd w:id="6"/>
+      <w:bookmarkEnd w:id="5"/>
     </w:p>
     <w:p>
       <w:pPr>
@@ -3938,7 +3966,19 @@
         <w:rPr>
           <w:lang w:eastAsia="es-CO"/>
         </w:rPr>
-        <w:t xml:space="preserve">En el plano de las organizaciones, la edición compartida de archivos en línea optimiza los procesos de comunicación y gestión documental, al facilitar y garantizar que se trabaje sobre archivos unificados, lo que reduce errores y tiempos de espera, así como la duplicidad; además estimula la transparencia, el control de cambios y la trazabilidad de los aportes que cada colaborador ha hecho en los diferentes trabajos. </w:t>
+        <w:t>En el plano de las organizaciones, la edición compartida de archivos en línea optimiza los procesos de comunicación y gestión documental, al facilitar y garantizar que se trabaje sobre archivos unificados, lo que reduce errores y tiempos de espera, así como la duplicidad; además</w:t>
+      </w:r>
+      <w:r>
+        <w:rPr>
+          <w:lang w:eastAsia="es-CO"/>
+        </w:rPr>
+        <w:t>,</w:t>
+      </w:r>
+      <w:r>
+        <w:rPr>
+          <w:lang w:eastAsia="es-CO"/>
+        </w:rPr>
+        <w:t xml:space="preserve"> estimula la transparencia, el control de cambios y la trazabilidad de los aportes que cada colaborador ha hecho en los diferentes trabajos. </w:t>
       </w:r>
     </w:p>
     <w:p>
@@ -4757,11 +4797,11 @@
       <w:pPr>
         <w:pStyle w:val="Ttulo2"/>
       </w:pPr>
-      <w:bookmarkStart w:id="7" w:name="_Toc223942469"/>
+      <w:bookmarkStart w:id="6" w:name="_Toc223942469"/>
       <w:r>
         <w:t>Retos en las organizaciones</w:t>
       </w:r>
-      <w:bookmarkEnd w:id="7"/>
+      <w:bookmarkEnd w:id="6"/>
     </w:p>
     <w:p>
       <w:pPr>
@@ -4786,7 +4826,19 @@
         <w:rPr>
           <w:lang w:eastAsia="es-CO"/>
         </w:rPr>
-        <w:t>A continuación, se presentan algunos de los retos a los que se enfrentan las organizaciones en los trabajos colaborativo en entornos digitales:</w:t>
+        <w:t>A continuación, se presentan algunos de los retos a los que se enfrentan las organizaciones en los trabajos colaborativo</w:t>
+      </w:r>
+      <w:r>
+        <w:rPr>
+          <w:lang w:eastAsia="es-CO"/>
+        </w:rPr>
+        <w:t>s</w:t>
+      </w:r>
+      <w:r>
+        <w:rPr>
+          <w:lang w:eastAsia="es-CO"/>
+        </w:rPr>
+        <w:t xml:space="preserve"> en entornos digitales:</w:t>
       </w:r>
       <w:r>
         <w:rPr>
@@ -5590,12 +5642,12 @@
         <w:spacing w:after="120"/>
         <w:ind w:left="720"/>
       </w:pPr>
-      <w:bookmarkStart w:id="8" w:name="_Toc223942470"/>
+      <w:bookmarkStart w:id="7" w:name="_Toc223942470"/>
       <w:r>
         <w:lastRenderedPageBreak/>
         <w:t>Teams</w:t>
       </w:r>
-      <w:bookmarkEnd w:id="8"/>
+      <w:bookmarkEnd w:id="7"/>
       <w:r>
         <w:t xml:space="preserve"> </w:t>
       </w:r>
@@ -5663,7 +5715,19 @@
         <w:rPr>
           <w:lang w:eastAsia="es-CO"/>
         </w:rPr>
-        <w:t>Esta herramienta ha tomado gran relevancia, sobretodo en el contexto colombiano, donde las empresas están optando progresivamente por la transformación digital, para no quedarse relegadas; es por ello, que Teams les está aportando estratégicamente en:</w:t>
+        <w:t>Esta herramienta ha tomado gran relevancia, sobre</w:t>
+      </w:r>
+      <w:r>
+        <w:rPr>
+          <w:lang w:eastAsia="es-CO"/>
+        </w:rPr>
+        <w:t xml:space="preserve"> </w:t>
+      </w:r>
+      <w:r>
+        <w:rPr>
+          <w:lang w:eastAsia="es-CO"/>
+        </w:rPr>
+        <w:t>todo en el contexto colombiano, donde las empresas están optando progresivamente por la transformación digital, para no quedarse relegadas; es por ello, que Teams les está aportando estratégicamente en:</w:t>
       </w:r>
     </w:p>
     <w:p>
@@ -6480,23 +6544,43 @@
       <w:pPr>
         <w:pStyle w:val="Ttulo2"/>
       </w:pPr>
-      <w:bookmarkStart w:id="9" w:name="_Toc223942471"/>
+      <w:bookmarkStart w:id="8" w:name="_Toc223942471"/>
       <w:r>
         <w:t>Reuniones en línea</w:t>
       </w:r>
-      <w:bookmarkEnd w:id="9"/>
-    </w:p>
-    <w:p>
-      <w:pPr>
-        <w:rPr>
-          <w:lang w:eastAsia="es-CO"/>
-        </w:rPr>
-      </w:pPr>
-      <w:r>
-        <w:rPr>
-          <w:lang w:eastAsia="es-CO"/>
-        </w:rPr>
-        <w:t xml:space="preserve">En Microsoft Teams las reuniones en línea son sesiones virtuales que combinan audio, video, chat, pantalla compartida y colaboración en tiempo real, para conectar personas o equipos sin importar su ubicación geográfica. Esta herramienta en las </w:t>
+      <w:bookmarkEnd w:id="8"/>
+    </w:p>
+    <w:p>
+      <w:pPr>
+        <w:rPr>
+          <w:lang w:eastAsia="es-CO"/>
+        </w:rPr>
+      </w:pPr>
+      <w:r>
+        <w:rPr>
+          <w:lang w:eastAsia="es-CO"/>
+        </w:rPr>
+        <w:t xml:space="preserve">En Microsoft </w:t>
+      </w:r>
+      <w:proofErr w:type="spellStart"/>
+      <w:r>
+        <w:rPr>
+          <w:lang w:eastAsia="es-CO"/>
+        </w:rPr>
+        <w:t>Teams</w:t>
+      </w:r>
+      <w:proofErr w:type="spellEnd"/>
+      <w:r>
+        <w:rPr>
+          <w:lang w:eastAsia="es-CO"/>
+        </w:rPr>
+        <w:t>,</w:t>
+      </w:r>
+      <w:r>
+        <w:rPr>
+          <w:lang w:eastAsia="es-CO"/>
+        </w:rPr>
+        <w:t xml:space="preserve"> las reuniones en línea son sesiones virtuales que combinan audio, video, chat, pantalla compartida y colaboración en tiempo real, para conectar personas o equipos sin importar su ubicación geográfica. Esta herramienta en las </w:t>
       </w:r>
       <w:r>
         <w:rPr>
@@ -6962,7 +7046,13 @@
               </w:rPr>
             </w:pPr>
             <w:r>
-              <w:t>Reducción de costos logísticos, toma de decisiones más agiles, registro automático de acuerdos y grabación para seguimiento.</w:t>
+              <w:t>Reducción de costos logí</w:t>
+            </w:r>
+            <w:r>
+              <w:t>sticos, toma de decisiones más á</w:t>
+            </w:r>
+            <w:r>
+              <w:t>giles, registro automático de acuerdos y grabación para seguimiento.</w:t>
             </w:r>
           </w:p>
         </w:tc>
@@ -7421,11 +7511,11 @@
       <w:pPr>
         <w:pStyle w:val="Ttulo2"/>
       </w:pPr>
-      <w:bookmarkStart w:id="10" w:name="_Toc223942472"/>
+      <w:bookmarkStart w:id="9" w:name="_Toc223942472"/>
       <w:r>
         <w:t>Chat y videollamadas</w:t>
       </w:r>
-      <w:bookmarkEnd w:id="10"/>
+      <w:bookmarkEnd w:id="9"/>
     </w:p>
     <w:p>
       <w:pPr>
@@ -7496,7 +7586,19 @@
         <w:rPr>
           <w:lang w:eastAsia="es-CO"/>
         </w:rPr>
-        <w:t>En el caso de las videollamadas, estas amplían el alcance comunicativo al incorporar componentes visuales y auditivos, fortaleciendo con ello la conexión humana y la comprensión del mensaje; además de acortar distancias que afloran las emociones. El sistema permite la realización de videollamadas individuales o grupales, apoyándose en funciones como el uso de pantalla compartida, fondos personalizados, subtítulos en tiempo real, grabación de las reuniones, entre otras. Estas características mejoran la accesibilidad, la inclusión y la productividad.</w:t>
+        <w:t>En el caso de las videollamadas, estas amplían el alcance comunicativo al incorporar componentes visuales y auditivos, fortaleciendo con ello la conexión huma</w:t>
+      </w:r>
+      <w:r>
+        <w:rPr>
+          <w:lang w:eastAsia="es-CO"/>
+        </w:rPr>
+        <w:t>na y la comprensión del mensaje,</w:t>
+      </w:r>
+      <w:r>
+        <w:rPr>
+          <w:lang w:eastAsia="es-CO"/>
+        </w:rPr>
+        <w:t xml:space="preserve"> además de acortar distancias que afloran las emociones. El sistema permite la realización de videollamadas individuales o grupales, apoyándose en funciones como el uso de pantalla compartida, fondos personalizados, subtítulos en tiempo real, grabación de las reuniones, entre otras. Estas características mejoran la accesibilidad, la inclusión y la productividad.</w:t>
       </w:r>
     </w:p>
     <w:p>
@@ -7516,23 +7618,49 @@
       <w:pPr>
         <w:pStyle w:val="Ttulo2"/>
       </w:pPr>
-      <w:bookmarkStart w:id="11" w:name="_Toc223942473"/>
+      <w:bookmarkStart w:id="10" w:name="_Toc223942473"/>
       <w:r>
         <w:t>Creación de equipos y canales</w:t>
       </w:r>
-      <w:bookmarkEnd w:id="11"/>
-    </w:p>
-    <w:p>
-      <w:pPr>
-        <w:rPr>
-          <w:lang w:eastAsia="es-CO"/>
-        </w:rPr>
-      </w:pPr>
-      <w:r>
-        <w:rPr>
-          <w:lang w:eastAsia="es-CO"/>
-        </w:rPr>
-        <w:t>La creación de equipos y canales en Teams constituyen la base para el desarrollo del trabajo colaborativo digital, al permitir que se organice la comunicación, los recursos y las tareas dentro de un entorno estructurado.</w:t>
+      <w:bookmarkEnd w:id="10"/>
+    </w:p>
+    <w:p>
+      <w:pPr>
+        <w:rPr>
+          <w:lang w:eastAsia="es-CO"/>
+        </w:rPr>
+      </w:pPr>
+      <w:r>
+        <w:rPr>
+          <w:lang w:eastAsia="es-CO"/>
+        </w:rPr>
+        <w:t>La creación de equipo</w:t>
+      </w:r>
+      <w:r>
+        <w:rPr>
+          <w:lang w:eastAsia="es-CO"/>
+        </w:rPr>
+        <w:t xml:space="preserve">s y canales en </w:t>
+      </w:r>
+      <w:proofErr w:type="spellStart"/>
+      <w:r>
+        <w:rPr>
+          <w:lang w:eastAsia="es-CO"/>
+        </w:rPr>
+        <w:t>Teams</w:t>
+      </w:r>
+      <w:proofErr w:type="spellEnd"/>
+      <w:r>
+        <w:rPr>
+          <w:lang w:eastAsia="es-CO"/>
+        </w:rPr>
+        <w:t xml:space="preserve"> constituye</w:t>
+      </w:r>
+      <w:r>
+        <w:rPr>
+          <w:lang w:eastAsia="es-CO"/>
+        </w:rPr>
+        <w:t xml:space="preserve"> la base para el desarrollo del trabajo colaborativo digital, al permitir que se organice la comunicación, los recursos y las tareas dentro de un entorno estructurado.</w:t>
       </w:r>
     </w:p>
     <w:p>
@@ -7693,7 +7821,10 @@
               </w:rPr>
             </w:pPr>
             <w:r>
-              <w:t>Gestión de Proyectos TI.</w:t>
+              <w:t>Gestión de p</w:t>
+            </w:r>
+            <w:r>
+              <w:t>royectos TI.</w:t>
             </w:r>
           </w:p>
         </w:tc>
@@ -7814,7 +7945,10 @@
               <w:t>Marketing</w:t>
             </w:r>
             <w:r>
-              <w:t xml:space="preserve"> Digital.</w:t>
+              <w:t xml:space="preserve"> d</w:t>
+            </w:r>
+            <w:r>
+              <w:t>igital.</w:t>
             </w:r>
           </w:p>
         </w:tc>
@@ -8118,23 +8252,47 @@
       <w:pPr>
         <w:pStyle w:val="Ttulo2"/>
       </w:pPr>
-      <w:bookmarkStart w:id="12" w:name="_Toc223942474"/>
+      <w:bookmarkStart w:id="11" w:name="_Toc223942474"/>
       <w:r>
         <w:t>Integración con otras aplicaciones</w:t>
       </w:r>
-      <w:bookmarkEnd w:id="12"/>
-    </w:p>
-    <w:p>
-      <w:pPr>
-        <w:rPr>
-          <w:lang w:eastAsia="es-CO"/>
-        </w:rPr>
-      </w:pPr>
-      <w:r>
-        <w:rPr>
-          <w:lang w:eastAsia="es-CO"/>
-        </w:rPr>
-        <w:t>Teams tiene la ventaja que permite la integración con un sinnúmero de herramientas digitales o aplicaciones, lo que la potencializa, convirtiéndola en un centro de productividad. Entre las aplicaciones más conocidas que pueden integrarse, se pueden nombrar:</w:t>
+      <w:bookmarkEnd w:id="11"/>
+    </w:p>
+    <w:p>
+      <w:pPr>
+        <w:rPr>
+          <w:lang w:eastAsia="es-CO"/>
+        </w:rPr>
+      </w:pPr>
+      <w:r>
+        <w:rPr>
+          <w:lang w:eastAsia="es-CO"/>
+        </w:rPr>
+        <w:t xml:space="preserve">Teams tiene la ventaja </w:t>
+      </w:r>
+      <w:r>
+        <w:rPr>
+          <w:lang w:eastAsia="es-CO"/>
+        </w:rPr>
+        <w:t xml:space="preserve">de </w:t>
+      </w:r>
+      <w:r>
+        <w:rPr>
+          <w:lang w:eastAsia="es-CO"/>
+        </w:rPr>
+        <w:t xml:space="preserve">que permite la integración con un sinnúmero de herramientas digitales o aplicaciones, lo que la potencializa, convirtiéndola en un centro de productividad. Entre las aplicaciones más </w:t>
+      </w:r>
+      <w:r>
+        <w:rPr>
+          <w:lang w:eastAsia="es-CO"/>
+        </w:rPr>
+        <w:t>conocidas que pueden integrarse;</w:t>
+      </w:r>
+      <w:r>
+        <w:rPr>
+          <w:lang w:eastAsia="es-CO"/>
+        </w:rPr>
+        <w:t xml:space="preserve"> se pueden nombrar:</w:t>
       </w:r>
     </w:p>
     <w:p>
@@ -9356,6 +9514,9 @@
             <w:r>
               <w:t>Team</w:t>
             </w:r>
+            <w:r>
+              <w:t>s</w:t>
+            </w:r>
             <w:proofErr w:type="spellEnd"/>
             <w:r>
               <w:t>.</w:t>
@@ -9378,6 +9539,9 @@
             <w:proofErr w:type="spellStart"/>
             <w:r>
               <w:t>Team</w:t>
+            </w:r>
+            <w:r>
+              <w:t>s</w:t>
             </w:r>
             <w:proofErr w:type="spellEnd"/>
             <w:r>
@@ -9450,7 +9614,28 @@
               <w:t xml:space="preserve">Entonces, miren aquí. Bueno, la cámara está apagada. Por lo general, él </w:t>
             </w:r>
             <w:r>
-              <w:t>deshabilita esto o sea deshabilita no  desactiva</w:t>
+              <w:t>deshabilita esto</w:t>
+            </w:r>
+            <w:r>
+              <w:t>,</w:t>
+            </w:r>
+            <w:r>
+              <w:t xml:space="preserve"> o sea</w:t>
+            </w:r>
+            <w:r>
+              <w:t>,</w:t>
+            </w:r>
+            <w:r>
+              <w:t xml:space="preserve"> deshabilita</w:t>
+            </w:r>
+            <w:r>
+              <w:t>,</w:t>
+            </w:r>
+            <w:r>
+              <w:t xml:space="preserve"> no  desactiva</w:t>
+            </w:r>
+            <w:r>
+              <w:t>,</w:t>
             </w:r>
             <w:r>
               <w:t xml:space="preserve"> cuando nosotros ingresamos a una reunión, para no entrar con el micrófono abierto. Damos clic aquí en permitir.</w:t>
@@ -9462,6 +9647,9 @@
             </w:r>
             <w:r>
               <w:t>os el chat de la reunión. Aquí</w:t>
+            </w:r>
+            <w:r>
+              <w:t>,</w:t>
             </w:r>
             <w:r>
               <w:t xml:space="preserve"> quiénes están conectados.</w:t>
@@ -9492,7 +9680,16 @@
               <w:t>a en el cual estamos trabajando y</w:t>
             </w:r>
             <w:r>
-              <w:t xml:space="preserve"> sobre todo si queremos que vaya mostrando los subtítulos en directo.</w:t>
+              <w:t>,</w:t>
+            </w:r>
+            <w:r>
+              <w:t xml:space="preserve"> sobre todo</w:t>
+            </w:r>
+            <w:r>
+              <w:t>,</w:t>
+            </w:r>
+            <w:r>
+              <w:t xml:space="preserve"> si queremos que vaya mostrando los subtítulos en directo.</w:t>
             </w:r>
           </w:p>
           <w:p>
@@ -9519,7 +9716,13 @@
               <w:t xml:space="preserve"> Chrome abiertas, aquí</w:t>
             </w:r>
             <w:r>
-              <w:t xml:space="preserve"> ventana </w:t>
+              <w:t xml:space="preserve"> </w:t>
+            </w:r>
+            <w:r>
+              <w:t xml:space="preserve">en </w:t>
+            </w:r>
+            <w:r>
+              <w:t xml:space="preserve">ventana </w:t>
             </w:r>
             <w:r>
               <w:t xml:space="preserve">ya </w:t>
@@ -9542,7 +9745,13 @@
           <w:p>
             <w:r>
               <w:lastRenderedPageBreak/>
-              <w:t>Entonces, las otras personas que estén en la reunión van a ver todo lo que yo estoy haciendo. Cuando quiero dejar de compartir, simplemente le doy aquí dejar de compartir.</w:t>
+              <w:t>Entonces, las otras personas que estén en la reunión van a ver todo lo que yo estoy haciendo. Cuando quiero dejar de compartir, simplemente le doy aquí</w:t>
+            </w:r>
+            <w:r>
+              <w:t>,</w:t>
+            </w:r>
+            <w:r>
+              <w:t xml:space="preserve"> dejar de compartir.</w:t>
             </w:r>
           </w:p>
           <w:p>
@@ -9603,13 +9812,19 @@
           </w:p>
           <w:p>
             <w:r>
-              <w:t xml:space="preserve">De igual manera, también podemos compartir el link, como les mostré ahorita. Copiamos el vínculo y se lo enviamos a las personas. Ellos </w:t>
+              <w:t>De igual manera, también podemos compartir el link, como les mostré ahorita. Copiamos el vínculo y se lo enviamos a las personas. Ellos</w:t>
+            </w:r>
+            <w:r>
+              <w:t>,</w:t>
+            </w:r>
+            <w:r>
+              <w:t xml:space="preserve"> </w:t>
             </w:r>
             <w:r>
               <w:t xml:space="preserve">para </w:t>
             </w:r>
             <w:r>
-              <w:t>ingresan</w:t>
+              <w:t>ingresar</w:t>
             </w:r>
             <w:r>
               <w:t>, ingresan por link</w:t>
@@ -9623,7 +9838,10 @@
               <w:t xml:space="preserve">Tenemos invitado a alguien acá. Vamos a decir que la reunión es a las 10 de la mañana. Vamos a poner el día, a las 10 de la mañana, y </w:t>
             </w:r>
             <w:r>
-              <w:t xml:space="preserve">empieza </w:t>
+              <w:t>termina a las</w:t>
+            </w:r>
+            <w:r>
+              <w:t xml:space="preserve"> </w:t>
             </w:r>
             <w:r>
               <w:t>11:30.</w:t>
@@ -9634,7 +9852,13 @@
               <w:t xml:space="preserve">Si no se repite, </w:t>
             </w:r>
             <w:r>
-              <w:t xml:space="preserve">si en este caso no se repite </w:t>
+              <w:t>si en este caso no se repite</w:t>
+            </w:r>
+            <w:r>
+              <w:t>,</w:t>
+            </w:r>
+            <w:r>
+              <w:t xml:space="preserve"> </w:t>
             </w:r>
             <w:r>
               <w:t>la dejamos por defecto. Si queremos agregar una ubicación o enviar un mensaje, entonces vamos a colocar aquí un mensaje. No es necesario, pero en esta oportunidad vamos a dejar uno.</w:t>
@@ -9897,10 +10121,10 @@
           <w:p>
             <w:r>
               <w:lastRenderedPageBreak/>
-              <w:t xml:space="preserve">Entonces, aquí </w:t>
-            </w:r>
-            <w:r>
-              <w:t xml:space="preserve">este </w:t>
+              <w:t>Entonces, aquí</w:t>
+            </w:r>
+            <w:r>
+              <w:t xml:space="preserve"> </w:t>
             </w:r>
             <w:r>
               <w:t>el nombre del canal va a ser “Convocatorias”</w:t>
@@ -9923,7 +10147,13 @@
               <w:t xml:space="preserve">Aquí nos dice tipo de canal. </w:t>
             </w:r>
             <w:r>
-              <w:t>O sea s</w:t>
+              <w:t>O sea</w:t>
+            </w:r>
+            <w:r>
+              <w:t>,</w:t>
+            </w:r>
+            <w:r>
+              <w:t xml:space="preserve"> s</w:t>
             </w:r>
             <w:r>
               <w:t>i lo queremos estándar, todos los miembros del equipo tienen acceso. Si lo queremos compartido, personas o equipos de su organización o de fuera de ella pu</w:t>
@@ -11819,12 +12049,12 @@
         <w:spacing w:after="120"/>
         <w:ind w:left="720"/>
       </w:pPr>
-      <w:bookmarkStart w:id="13" w:name="_Toc223942475"/>
+      <w:bookmarkStart w:id="12" w:name="_Toc223942475"/>
       <w:r>
         <w:lastRenderedPageBreak/>
         <w:t>SharePoint</w:t>
       </w:r>
-      <w:bookmarkEnd w:id="13"/>
+      <w:bookmarkEnd w:id="12"/>
     </w:p>
     <w:p>
       <w:pPr>
@@ -11897,11 +12127,11 @@
       <w:pPr>
         <w:pStyle w:val="Ttulo2"/>
       </w:pPr>
-      <w:bookmarkStart w:id="14" w:name="_Toc223942476"/>
+      <w:bookmarkStart w:id="13" w:name="_Toc223942476"/>
       <w:r>
         <w:t>Propósito</w:t>
       </w:r>
-      <w:bookmarkEnd w:id="14"/>
+      <w:bookmarkEnd w:id="13"/>
     </w:p>
     <w:p>
       <w:pPr>
@@ -11967,7 +12197,31 @@
         <w:rPr>
           <w:lang w:eastAsia="es-CO"/>
         </w:rPr>
-        <w:t xml:space="preserve">En conclusión, el propósito de SharePoint es la consolidación de un entorno digital inteligente, integrando personas, procesos y contenidos en un mismo espacio en el que todo se trabaja de forma colaborativa. Sus valores estratégicos no solo se limitan al almacenamiento o a la gestión documental; sino que, por el contrario, reside en la capacidad de potencializar y robustecer la eficiencia en las organizaciones, facilitando la </w:t>
+        <w:t>En conclusión, el propósito de SharePoint es la consolidación de un entorno digital inteligente, integrando personas, procesos y contenidos en un mismo espacio en el que todo se trabaja de forma colaborativa. Sus valores estratégicos no solo se limitan al almacenam</w:t>
+      </w:r>
+      <w:r>
+        <w:rPr>
+          <w:lang w:eastAsia="es-CO"/>
+        </w:rPr>
+        <w:t>iento o a la gestión documental,</w:t>
+      </w:r>
+      <w:r>
+        <w:rPr>
+          <w:lang w:eastAsia="es-CO"/>
+        </w:rPr>
+        <w:t xml:space="preserve"> sino que, por el contrario, reside</w:t>
+      </w:r>
+      <w:r>
+        <w:rPr>
+          <w:lang w:eastAsia="es-CO"/>
+        </w:rPr>
+        <w:t>n</w:t>
+      </w:r>
+      <w:r>
+        <w:rPr>
+          <w:lang w:eastAsia="es-CO"/>
+        </w:rPr>
+        <w:t xml:space="preserve"> en la capacidad de potencializar y robustecer la eficiencia en las organizaciones, facilitando la </w:t>
       </w:r>
       <w:r>
         <w:rPr>
@@ -11987,7 +12241,13 @@
         <w:rPr>
           <w:lang w:eastAsia="es-CO"/>
         </w:rPr>
-        <w:t xml:space="preserve">En una era, donde la transformación digital es exigente, SharePoint es una herramienta clave para garantizar la continuidad, la seguridad y la escalabilidad de las operaciones en los entornos empresariales, lo que promueve un modelo de trabajo más ágil, transparente e </w:t>
+        <w:t>En una era</w:t>
+      </w:r>
+      <w:r>
+        <w:rPr>
+          <w:lang w:eastAsia="es-CO"/>
+        </w:rPr>
+        <w:t xml:space="preserve"> donde la transformación digital es exigente, SharePoint es una herramienta clave para garantizar la continuidad, la seguridad y la escalabilidad de las operaciones en los entornos empresariales, lo que promueve un modelo de trabajo más ágil, transparente e </w:t>
       </w:r>
       <w:proofErr w:type="spellStart"/>
       <w:r>
@@ -12008,11 +12268,11 @@
       <w:pPr>
         <w:pStyle w:val="Ttulo2"/>
       </w:pPr>
-      <w:bookmarkStart w:id="15" w:name="_Toc223942477"/>
+      <w:bookmarkStart w:id="14" w:name="_Toc223942477"/>
       <w:r>
         <w:t>Diferencias con OneDrive</w:t>
       </w:r>
-      <w:bookmarkEnd w:id="15"/>
+      <w:bookmarkEnd w:id="14"/>
     </w:p>
     <w:p>
       <w:pPr>
@@ -12049,7 +12309,19 @@
         <w:rPr>
           <w:lang w:eastAsia="es-CO"/>
         </w:rPr>
-        <w:t xml:space="preserve"> está orientado principalmente al almacenamiento personal en la nube, brindando a cada usuario un espacio privado para almacenar, trabajar, sincronizar y compartir archivos de forma segura. Esta herramienta es propicia para guardar documentos personales o de trabajo que no necesitan estar compartidos con la organización o los diferentes equipos o departamentos de la misma; por lo tanto su seguridad es responsabilidad propia del usuario.</w:t>
+        <w:t xml:space="preserve"> está orientado principalmente al almacenamiento personal en la nube, brindando a cada usuario un espacio privado para almacenar, trabajar, sincronizar y compartir archivos de forma segura. Esta herramienta es propicia para guardar documentos personales o de trabajo que no necesitan estar compartidos con la organización o los diferentes equipos o departamentos de la misma; por lo tanto</w:t>
+      </w:r>
+      <w:r>
+        <w:rPr>
+          <w:lang w:eastAsia="es-CO"/>
+        </w:rPr>
+        <w:t>,</w:t>
+      </w:r>
+      <w:r>
+        <w:rPr>
+          <w:lang w:eastAsia="es-CO"/>
+        </w:rPr>
+        <w:t xml:space="preserve"> su seguridad es responsabilidad propia del usuario.</w:t>
       </w:r>
     </w:p>
     <w:p>
@@ -12101,30 +12373,66 @@
         <w:rPr>
           <w:lang w:eastAsia="es-CO"/>
         </w:rPr>
-        <w:t>Esto demuestra que mientras que OneDrive es usado para gestionar archivos de forma individual o personal, SharePoint se utiliza en las organizaciones para centralizar la información organizacional y fomentar la colaboración estructurada entre los diferentes equipos de trabajo. En todo esto cabe anotar que estas dos herramientas si se complementan, ya que los documentos personales almacenados en OneDrive pueden ser publicados o compartidos en los espacios colaborativos de SharePoint cuando estos evolucionan a proyectos colectivos.</w:t>
+        <w:t>Esto demuestra que</w:t>
+      </w:r>
+      <w:r>
+        <w:rPr>
+          <w:lang w:eastAsia="es-CO"/>
+        </w:rPr>
+        <w:t>,</w:t>
+      </w:r>
+      <w:r>
+        <w:rPr>
+          <w:lang w:eastAsia="es-CO"/>
+        </w:rPr>
+        <w:t xml:space="preserve"> mientras que OneDrive es usado para gestionar archivos de forma individual o personal, SharePoint se utiliza en las organizaciones para centralizar la información organizacional y fomentar la colaboración estructurada entre los diferentes equipos de trabajo. En todo esto cabe anot</w:t>
+      </w:r>
+      <w:r>
+        <w:rPr>
+          <w:lang w:eastAsia="es-CO"/>
+        </w:rPr>
+        <w:t>ar que estas dos herramientas sí</w:t>
+      </w:r>
+      <w:r>
+        <w:rPr>
+          <w:lang w:eastAsia="es-CO"/>
+        </w:rPr>
+        <w:t xml:space="preserve"> se complementan, ya que los documentos personales almacenados en OneDrive pueden ser publicados o compartidos en los espacios colaborativos de SharePoint cuando estos evolucionan a proyectos colectivos.</w:t>
       </w:r>
     </w:p>
     <w:p>
       <w:pPr>
         <w:pStyle w:val="Ttulo2"/>
       </w:pPr>
-      <w:bookmarkStart w:id="16" w:name="_Toc223942478"/>
+      <w:bookmarkStart w:id="15" w:name="_Toc223942478"/>
       <w:r>
         <w:t>Organización de archivos en espacios compartidos</w:t>
       </w:r>
-      <w:bookmarkEnd w:id="16"/>
-    </w:p>
-    <w:p>
-      <w:pPr>
-        <w:rPr>
-          <w:lang w:eastAsia="es-CO"/>
-        </w:rPr>
-      </w:pPr>
-      <w:r>
-        <w:rPr>
-          <w:lang w:eastAsia="es-CO"/>
-        </w:rPr>
-        <w:t>Con la organización de archivos en espacios compartidos en SharePoint las empresas pueden crear sitios colaborativos, donde los documentos se agrupan en bibliotecas y carpetas estructuradas de acuerdo con proyectos, departamentos o procesos específicos. Esta arquitectura permite que los usuarios gestionen la información de forma ordenada y colaborativa, reduciendo la duplicidad de archivos y mejorando la productividad.</w:t>
+      <w:bookmarkEnd w:id="15"/>
+    </w:p>
+    <w:p>
+      <w:pPr>
+        <w:rPr>
+          <w:lang w:eastAsia="es-CO"/>
+        </w:rPr>
+      </w:pPr>
+      <w:r>
+        <w:rPr>
+          <w:lang w:eastAsia="es-CO"/>
+        </w:rPr>
+        <w:t>Con la organización de archivos en espacios compartidos en SharePoint</w:t>
+      </w:r>
+      <w:r>
+        <w:rPr>
+          <w:lang w:eastAsia="es-CO"/>
+        </w:rPr>
+        <w:t>,</w:t>
+      </w:r>
+      <w:r>
+        <w:rPr>
+          <w:lang w:eastAsia="es-CO"/>
+        </w:rPr>
+        <w:t xml:space="preserve"> las empresas pueden crear sitios colaborativos, donde los documentos se agrupan en bibliotecas y carpetas estructuradas de acuerdo con proyectos, departamentos o procesos específicos. Esta arquitectura permite que los usuarios gestionen la información de forma ordenada y colaborativa, reduciendo la duplicidad de archivos y mejorando la productividad.</w:t>
       </w:r>
     </w:p>
     <w:p>
@@ -12529,23 +12837,35 @@
       <w:pPr>
         <w:pStyle w:val="Ttulo2"/>
       </w:pPr>
-      <w:bookmarkStart w:id="17" w:name="_Toc223942479"/>
+      <w:bookmarkStart w:id="16" w:name="_Toc223942479"/>
       <w:r>
         <w:t>Acceso y permisos de usuarios</w:t>
       </w:r>
-      <w:bookmarkEnd w:id="17"/>
-    </w:p>
-    <w:p>
-      <w:pPr>
-        <w:rPr>
-          <w:lang w:eastAsia="es-CO"/>
-        </w:rPr>
-      </w:pPr>
-      <w:r>
-        <w:rPr>
-          <w:lang w:eastAsia="es-CO"/>
-        </w:rPr>
-        <w:t>La gestión de accesos y permisos es una de las fortalezas de la seguridad y la gobernanza de la información y esto SharePoint lo tiene claro y lo cumple al pie de la letra, al ser un sistema que controla quién puede ver, editar o administrar los contenidos dentro de los sitios, bibliotecas o carpetas compartidas, garantizando con ello que la información de la organización se mantenga segura, disponible para los usuarios autorizados y trazable.</w:t>
+      <w:bookmarkEnd w:id="16"/>
+    </w:p>
+    <w:p>
+      <w:pPr>
+        <w:rPr>
+          <w:lang w:eastAsia="es-CO"/>
+        </w:rPr>
+      </w:pPr>
+      <w:r>
+        <w:rPr>
+          <w:lang w:eastAsia="es-CO"/>
+        </w:rPr>
+        <w:t>La gestión de accesos y permisos es una de las fortalezas de la seguridad y la gobernanza de la información</w:t>
+      </w:r>
+      <w:r>
+        <w:rPr>
+          <w:lang w:eastAsia="es-CO"/>
+        </w:rPr>
+        <w:t>,</w:t>
+      </w:r>
+      <w:r>
+        <w:rPr>
+          <w:lang w:eastAsia="es-CO"/>
+        </w:rPr>
+        <w:t xml:space="preserve"> y esto SharePoint lo tiene claro y lo cumple al pie de la letra, al ser un sistema que controla quién puede ver, editar o administrar los contenidos dentro de los sitios, bibliotecas o carpetas compartidas, garantizando con ello que la información de la organización se mantenga segura, disponible para los usuarios autorizados y trazable.</w:t>
       </w:r>
     </w:p>
     <w:p>
@@ -12578,7 +12898,19 @@
         <w:rPr>
           <w:lang w:eastAsia="es-CO"/>
         </w:rPr>
-        <w:t>Los niveles de permisos son usados para indicar cuales son las acciones que un usuario o un grupo podría realizar al interior de un sitio, una biblioteca, una carpeta, una lista, un elemento, entre otros recursos al interior de SharePoint (Marshall, 2025). A continuación, se comparte una tabla con los niveles de permisos predeterminados en SharePoint Online:</w:t>
+        <w:t>Los niveles de perm</w:t>
+      </w:r>
+      <w:r>
+        <w:rPr>
+          <w:lang w:eastAsia="es-CO"/>
+        </w:rPr>
+        <w:t>isos son usados para indicar cuá</w:t>
+      </w:r>
+      <w:r>
+        <w:rPr>
+          <w:lang w:eastAsia="es-CO"/>
+        </w:rPr>
+        <w:t>les son las acciones que un usuario o un grupo podría realizar al interior de un sitio, una biblioteca, una carpeta, una lista, un elemento, entre otros recursos al interior de SharePoint (Marshall, 2025). A continuación, se comparte una tabla con los niveles de permisos predeterminados en SharePoint Online:</w:t>
       </w:r>
     </w:p>
     <w:p>
@@ -12992,7 +13324,19 @@
         <w:rPr>
           <w:lang w:eastAsia="es-CO"/>
         </w:rPr>
-        <w:t xml:space="preserve">En SharePoint también se maneja la herencia de permisos, esto quiere decir que cuando hay elementos (carpetas, archivos, entre otros) que estén contenidos dentro de otros, por ejemplo, al interior de un sitio, ellos conservan los permisos del sitio o de </w:t>
+        <w:t>En SharePoint también se maneja la herencia de permisos, esto quiere decir que cuando hay elementos (carpetas,</w:t>
+      </w:r>
+      <w:r>
+        <w:rPr>
+          <w:lang w:eastAsia="es-CO"/>
+        </w:rPr>
+        <w:t xml:space="preserve"> archivos, entre otros) que está</w:t>
+      </w:r>
+      <w:r>
+        <w:rPr>
+          <w:lang w:eastAsia="es-CO"/>
+        </w:rPr>
+        <w:t xml:space="preserve">n contenidos dentro de otros, por ejemplo, al interior de un sitio, ellos conservan los permisos del sitio o de </w:t>
       </w:r>
       <w:proofErr w:type="spellStart"/>
       <w:r>
@@ -13027,25 +13371,12 @@
       <w:pPr>
         <w:pStyle w:val="Titulosgenerales"/>
       </w:pPr>
-      <w:bookmarkStart w:id="18" w:name="_Toc223942480"/>
+      <w:bookmarkStart w:id="17" w:name="_Toc223942480"/>
       <w:r>
         <w:lastRenderedPageBreak/>
         <w:t>Síntesis</w:t>
       </w:r>
-      <w:bookmarkEnd w:id="18"/>
-    </w:p>
-    <w:p>
-      <w:pPr>
-        <w:rPr>
-          <w:lang w:eastAsia="es-CO"/>
-        </w:rPr>
-      </w:pPr>
-      <w:r>
-        <w:rPr>
-          <w:lang w:eastAsia="es-CO"/>
-        </w:rPr>
-        <w:t>La presente síntesis reúne los elementos esenciales que intervienen en los procesos de colaboración digital mediante Microsoft 365, abordados desde tres perspectivas complementarias: el trabajo colaborativo en entornos digitales, las funcionalidades de Teams y las capacidades organizativas de SharePoint. Este ejercicio integrador permite comprender, de manera articulada, cómo cada uno de estos componentes aporta al desarrollo de dinámicas eficientes de comunicación, gestión documental y coordinación de actividades dentro de instituciones y organizaciones modernas. Al consolidar estos aspectos, se ofrece una visión general que orienta al estudiante en la apropiación de prácticas digitales clave para el desempeño académico y profesional.</w:t>
-      </w:r>
+      <w:bookmarkEnd w:id="17"/>
     </w:p>
     <w:p>
       <w:pPr>
@@ -13059,10 +13390,18 @@
           <w:lang w:eastAsia="es-CO"/>
         </w:rPr>
         <w:drawing>
-          <wp:inline distT="0" distB="0" distL="0" distR="0" wp14:anchorId="26800B84" wp14:editId="5EEC7C7C">
-            <wp:extent cx="6083613" cy="4191215"/>
-            <wp:effectExtent l="0" t="0" r="0" b="0"/>
-            <wp:docPr id="9" name="Imagen 9" descr="La síntesis presenta cómo la colaboración digital con Microsoft 365 se articula a través de tres componentes clave: el trabajo colaborativo en entornos digitales, Teams y SharePoint. El primero destaca beneficios, edición compartida y desafíos organizacionales; el segundo aborda reuniones en línea, comunicación sincrónica, creación de equipos y su integración con aplicaciones; y el tercero explica su propósito, diferencias frente a OneDrive, organización de archivos y gestión de accesos. En conjunto, estos elementos permiten comprender cómo Microsoft 365 facilita la comunicación, la cooperación y la administración de información en contextos laborales y educativos. "/>
+          <wp:anchor distT="0" distB="0" distL="114300" distR="114300" simplePos="0" relativeHeight="251663872" behindDoc="0" locked="0" layoutInCell="1" allowOverlap="1" wp14:anchorId="2A6C78D6" wp14:editId="58D7DB8F">
+            <wp:simplePos x="0" y="0"/>
+            <wp:positionH relativeFrom="column">
+              <wp:posOffset>67310</wp:posOffset>
+            </wp:positionH>
+            <wp:positionV relativeFrom="paragraph">
+              <wp:posOffset>3517900</wp:posOffset>
+            </wp:positionV>
+            <wp:extent cx="6287770" cy="3552825"/>
+            <wp:effectExtent l="0" t="0" r="0" b="9525"/>
+            <wp:wrapTopAndBottom/>
+            <wp:docPr id="5" name="Imagen 5"/>
             <wp:cNvGraphicFramePr>
               <a:graphicFrameLocks xmlns:a="http://schemas.openxmlformats.org/drawingml/2006/main" noChangeAspect="1"/>
             </wp:cNvGraphicFramePr>
@@ -13070,7 +13409,7 @@
               <a:graphicData uri="http://schemas.openxmlformats.org/drawingml/2006/picture">
                 <pic:pic xmlns:pic="http://schemas.openxmlformats.org/drawingml/2006/picture">
                   <pic:nvPicPr>
-                    <pic:cNvPr id="9" name="F44C062.tmp"/>
+                    <pic:cNvPr id="5" name="A54BE64.tmp"/>
                     <pic:cNvPicPr/>
                   </pic:nvPicPr>
                   <pic:blipFill>
@@ -13088,7 +13427,7 @@
                   <pic:spPr>
                     <a:xfrm>
                       <a:off x="0" y="0"/>
-                      <a:ext cx="6083613" cy="4191215"/>
+                      <a:ext cx="6287770" cy="3552825"/>
                     </a:xfrm>
                     <a:prstGeom prst="rect">
                       <a:avLst/>
@@ -13097,9 +13436,30 @@
                 </pic:pic>
               </a:graphicData>
             </a:graphic>
-          </wp:inline>
+            <wp14:sizeRelH relativeFrom="page">
+              <wp14:pctWidth>0</wp14:pctWidth>
+            </wp14:sizeRelH>
+            <wp14:sizeRelV relativeFrom="page">
+              <wp14:pctHeight>0</wp14:pctHeight>
+            </wp14:sizeRelV>
+          </wp:anchor>
         </w:drawing>
       </w:r>
+      <w:r>
+        <w:rPr>
+          <w:lang w:eastAsia="es-CO"/>
+        </w:rPr>
+        <w:t>La presente síntesis reúne los elementos esenciales que intervienen en los procesos de colaboración digital mediante Microsoft 365, abordados desde tres perspectivas complementarias: el trabajo colaborativo en entornos digitales, las funcionalidades de Teams y las capacidades organizativas de SharePoint. Este ejercicio integrador permite comprender, de manera articulada, cómo cada uno de estos componentes aporta al desarrollo de dinámicas eficientes de comunicación, gestión documental y coordinación de actividades dentro de instituciones y organizaciones modernas. Al consolidar estos aspectos, se ofrece una visión general que orienta al estudiante en la apropiación de prácticas digitales clave para el desempeño académico y profesional.</w:t>
+      </w:r>
+      <w:bookmarkStart w:id="18" w:name="_GoBack"/>
+      <w:bookmarkEnd w:id="18"/>
+    </w:p>
+    <w:p>
+      <w:pPr>
+        <w:rPr>
+          <w:lang w:eastAsia="es-CO"/>
+        </w:rPr>
+      </w:pPr>
     </w:p>
     <w:p>
       <w:pPr>
@@ -13486,7 +13846,13 @@
         <w:rPr>
           <w:lang w:val="es-MX" w:eastAsia="es-CO"/>
         </w:rPr>
-        <w:t>Clickup</w:t>
+        <w:t>ClickU</w:t>
+      </w:r>
+      <w:r>
+        <w:rPr>
+          <w:lang w:val="es-MX" w:eastAsia="es-CO"/>
+        </w:rPr>
+        <w:t>p</w:t>
       </w:r>
       <w:proofErr w:type="spellEnd"/>
       <w:r>
@@ -13793,21 +14159,13 @@
         <w:rPr>
           <w:lang w:val="es-MX" w:eastAsia="es-CO"/>
         </w:rPr>
-        <w:t xml:space="preserve">. (2018). Microsoft </w:t>
-      </w:r>
-      <w:proofErr w:type="spellStart"/>
+        <w:t>. (2018). Microsoft ShareP</w:t>
+      </w:r>
       <w:r>
         <w:rPr>
           <w:lang w:val="es-MX" w:eastAsia="es-CO"/>
         </w:rPr>
-        <w:t>Sharepoint</w:t>
-      </w:r>
-      <w:proofErr w:type="spellEnd"/>
-      <w:r>
-        <w:rPr>
-          <w:lang w:val="es-MX" w:eastAsia="es-CO"/>
-        </w:rPr>
-        <w:t xml:space="preserve"> y las ventajas de una herramienta de trabajo integral. </w:t>
+        <w:t xml:space="preserve">oint y las ventajas de una herramienta de trabajo integral. </w:t>
       </w:r>
     </w:p>
     <w:p>
@@ -14734,7 +15092,7 @@
         <w:noProof/>
         <w:lang w:val="es-ES"/>
       </w:rPr>
-      <w:t>21</w:t>
+      <w:t>52</w:t>
     </w:r>
     <w:r>
       <w:fldChar w:fldCharType="end"/>
@@ -18157,6 +18515,26 @@
 </file>
 
 <file path=customXml/item1.xml><?xml version="1.0" encoding="utf-8"?>
+<?mso-contentType ?>
+<FormTemplates xmlns="http://schemas.microsoft.com/sharepoint/v3/contenttype/forms">
+  <Display>DocumentLibraryForm</Display>
+  <Edit>DocumentLibraryForm</Edit>
+  <New>DocumentLibraryForm</New>
+</FormTemplates>
+</file>
+
+<file path=customXml/item2.xml><?xml version="1.0" encoding="utf-8"?>
+<p:properties xmlns:p="http://schemas.microsoft.com/office/2006/metadata/properties" xmlns:xsi="http://www.w3.org/2001/XMLSchema-instance" xmlns:pc="http://schemas.microsoft.com/office/infopath/2007/PartnerControls">
+  <documentManagement>
+    <TaxCatchAll xmlns="285d351f-f218-493a-825f-85a9dfbde315" xsi:nil="true"/>
+    <lcf76f155ced4ddcb4097134ff3c332f xmlns="55abea07-cd72-4a95-add0-1082a24cf9e9">
+      <Terms xmlns="http://schemas.microsoft.com/office/infopath/2007/PartnerControls"/>
+    </lcf76f155ced4ddcb4097134ff3c332f>
+  </documentManagement>
+</p:properties>
+</file>
+
+<file path=customXml/item3.xml><?xml version="1.0" encoding="utf-8"?>
 <ct:contentTypeSchema xmlns:ct="http://schemas.microsoft.com/office/2006/metadata/contentType" xmlns:ma="http://schemas.microsoft.com/office/2006/metadata/properties/metaAttributes" ct:_="" ma:_="" ma:contentTypeName="Documento" ma:contentTypeID="0x0101005D7421CBAB376F47AC1876466873BE0C" ma:contentTypeVersion="11" ma:contentTypeDescription="Crear nuevo documento." ma:contentTypeScope="" ma:versionID="f360f8b6fb6f4c8bd21c6a7e407e2e16">
   <xsd:schema xmlns:xsd="http://www.w3.org/2001/XMLSchema" xmlns:xs="http://www.w3.org/2001/XMLSchema" xmlns:p="http://schemas.microsoft.com/office/2006/metadata/properties" xmlns:ns2="55abea07-cd72-4a95-add0-1082a24cf9e9" xmlns:ns3="285d351f-f218-493a-825f-85a9dfbde315" targetNamespace="http://schemas.microsoft.com/office/2006/metadata/properties" ma:root="true" ma:fieldsID="45e32b76c8e436055369618aac27ad35" ns2:_="" ns3:_="">
     <xsd:import namespace="55abea07-cd72-4a95-add0-1082a24cf9e9"/>
@@ -18351,35 +18729,11 @@
 </ct:contentTypeSchema>
 </file>
 
-<file path=customXml/item2.xml><?xml version="1.0" encoding="utf-8"?>
-<?mso-contentType ?>
-<FormTemplates xmlns="http://schemas.microsoft.com/sharepoint/v3/contenttype/forms">
-  <Display>DocumentLibraryForm</Display>
-  <Edit>DocumentLibraryForm</Edit>
-  <New>DocumentLibraryForm</New>
-</FormTemplates>
-</file>
-
-<file path=customXml/item3.xml><?xml version="1.0" encoding="utf-8"?>
-<p:properties xmlns:p="http://schemas.microsoft.com/office/2006/metadata/properties" xmlns:xsi="http://www.w3.org/2001/XMLSchema-instance" xmlns:pc="http://schemas.microsoft.com/office/infopath/2007/PartnerControls">
-  <documentManagement>
-    <TaxCatchAll xmlns="285d351f-f218-493a-825f-85a9dfbde315" xsi:nil="true"/>
-    <lcf76f155ced4ddcb4097134ff3c332f xmlns="55abea07-cd72-4a95-add0-1082a24cf9e9">
-      <Terms xmlns="http://schemas.microsoft.com/office/infopath/2007/PartnerControls"/>
-    </lcf76f155ced4ddcb4097134ff3c332f>
-  </documentManagement>
-</p:properties>
-</file>
-
 <file path=customXml/item4.xml><?xml version="1.0" encoding="utf-8"?>
 <b:Sources xmlns:b="http://schemas.openxmlformats.org/officeDocument/2006/bibliography" xmlns="http://schemas.openxmlformats.org/officeDocument/2006/bibliography" SelectedStyle="\APASixthEditionOfficeOnline.xsl" StyleName="APA" Version="6"/>
 </file>
 
 <file path=customXml/itemProps1.xml><?xml version="1.0" encoding="utf-8"?>
-<ds:datastoreItem xmlns:ds="http://schemas.openxmlformats.org/officeDocument/2006/customXml" ds:itemID="{55AF8C98-ABCB-48A6-BAAA-326D89EAF9C5}"/>
-</file>
-
-<file path=customXml/itemProps2.xml><?xml version="1.0" encoding="utf-8"?>
 <ds:datastoreItem xmlns:ds="http://schemas.openxmlformats.org/officeDocument/2006/customXml" ds:itemID="{91756AAB-0645-4FFC-990B-34BB6096B23B}">
   <ds:schemaRefs>
     <ds:schemaRef ds:uri="http://schemas.microsoft.com/sharepoint/v3/contenttype/forms"/>
@@ -18387,7 +18741,7 @@
 </ds:datastoreItem>
 </file>
 
-<file path=customXml/itemProps3.xml><?xml version="1.0" encoding="utf-8"?>
+<file path=customXml/itemProps2.xml><?xml version="1.0" encoding="utf-8"?>
 <ds:datastoreItem xmlns:ds="http://schemas.openxmlformats.org/officeDocument/2006/customXml" ds:itemID="{CEECB56F-E1D8-45BF-A0A3-B5258E7263D4}">
   <ds:schemaRefs>
     <ds:schemaRef ds:uri="http://schemas.microsoft.com/office/2006/metadata/properties"/>
@@ -18398,8 +18752,12 @@
 </ds:datastoreItem>
 </file>
 
+<file path=customXml/itemProps3.xml><?xml version="1.0" encoding="utf-8"?>
+<ds:datastoreItem xmlns:ds="http://schemas.openxmlformats.org/officeDocument/2006/customXml" ds:itemID="{04F1340E-BC78-4FF1-BE6A-2FDF485953FA}"/>
+</file>
+
 <file path=customXml/itemProps4.xml><?xml version="1.0" encoding="utf-8"?>
-<ds:datastoreItem xmlns:ds="http://schemas.openxmlformats.org/officeDocument/2006/customXml" ds:itemID="{AF191B8D-471B-46CE-B872-36AE97912DAA}">
+<ds:datastoreItem xmlns:ds="http://schemas.openxmlformats.org/officeDocument/2006/customXml" ds:itemID="{1D3D4402-D59E-4852-B437-A2A457FA5876}">
   <ds:schemaRefs>
     <ds:schemaRef ds:uri="http://schemas.openxmlformats.org/officeDocument/2006/bibliography"/>
   </ds:schemaRefs>

--- a/fuentes/CF2_12210556_DU.docx
+++ b/fuentes/CF2_12210556_DU.docx
@@ -3316,7 +3316,10 @@
               <w:t xml:space="preserve">Facilita el acceso a la información y garantiza </w:t>
             </w:r>
             <w:r>
-              <w:t xml:space="preserve">y </w:t>
+              <w:t>la</w:t>
+            </w:r>
+            <w:r>
+              <w:t xml:space="preserve"> </w:t>
             </w:r>
             <w:r>
               <w:t>trazabilidad de cambios.</w:t>
@@ -4813,7 +4816,19 @@
         <w:rPr>
           <w:lang w:eastAsia="es-CO"/>
         </w:rPr>
-        <w:t xml:space="preserve">El trabajo colaborativo en los entornos digitales representa una gran oportunidad para las empresas que buscan aumentar su productividad y adaptarse a la transformación digital; aunque su implementación no está exenta de retos y desafíos que podrían afectar la eficiencia y cohesión de los equipos. </w:t>
+        <w:t>El trabajo colaborativo en los entornos digitales representa una gran oportunidad para las empresas que buscan aumentar su productividad y adapta</w:t>
+      </w:r>
+      <w:r>
+        <w:rPr>
+          <w:lang w:eastAsia="es-CO"/>
+        </w:rPr>
+        <w:t>rse a la transformación digital,</w:t>
+      </w:r>
+      <w:r>
+        <w:rPr>
+          <w:lang w:eastAsia="es-CO"/>
+        </w:rPr>
+        <w:t xml:space="preserve"> aunque su implementación no está exenta de retos y desafíos que podrían afectar la eficiencia y cohesión de los equipos. </w:t>
       </w:r>
     </w:p>
     <w:p>
@@ -5727,7 +5742,19 @@
         <w:rPr>
           <w:lang w:eastAsia="es-CO"/>
         </w:rPr>
-        <w:t>todo en el contexto colombiano, donde las empresas están optando progresivamente por la transformación digital, para no quedarse relegadas; es por ello, que Teams les está aportando estratégicamente en:</w:t>
+        <w:t xml:space="preserve">todo en el contexto colombiano, donde las empresas están optando progresivamente por la transformación digital, para no </w:t>
+      </w:r>
+      <w:r>
+        <w:rPr>
+          <w:lang w:eastAsia="es-CO"/>
+        </w:rPr>
+        <w:t>quedarse relegadas; es por ello</w:t>
+      </w:r>
+      <w:r>
+        <w:rPr>
+          <w:lang w:eastAsia="es-CO"/>
+        </w:rPr>
+        <w:t xml:space="preserve"> que Teams les está aportando estratégicamente en:</w:t>
       </w:r>
     </w:p>
     <w:p>
@@ -7030,7 +7057,13 @@
             </w:r>
             <w:proofErr w:type="spellEnd"/>
             <w:r>
-              <w:t xml:space="preserve"> realiza cada lunes una reunión por Teams para planificar las metas semanales con líderes de diferentes sedes.</w:t>
+              <w:t xml:space="preserve"> </w:t>
+            </w:r>
+            <w:r>
+              <w:t>lleva a cabo</w:t>
+            </w:r>
+            <w:r>
+              <w:t xml:space="preserve"> cada lunes una reunión por Teams para planificar las metas semanales con líderes de diferentes sedes.</w:t>
             </w:r>
           </w:p>
         </w:tc>
@@ -13451,8 +13484,6 @@
         </w:rPr>
         <w:t>La presente síntesis reúne los elementos esenciales que intervienen en los procesos de colaboración digital mediante Microsoft 365, abordados desde tres perspectivas complementarias: el trabajo colaborativo en entornos digitales, las funcionalidades de Teams y las capacidades organizativas de SharePoint. Este ejercicio integrador permite comprender, de manera articulada, cómo cada uno de estos componentes aporta al desarrollo de dinámicas eficientes de comunicación, gestión documental y coordinación de actividades dentro de instituciones y organizaciones modernas. Al consolidar estos aspectos, se ofrece una visión general que orienta al estudiante en la apropiación de prácticas digitales clave para el desempeño académico y profesional.</w:t>
       </w:r>
-      <w:bookmarkStart w:id="18" w:name="_GoBack"/>
-      <w:bookmarkEnd w:id="18"/>
     </w:p>
     <w:p>
       <w:pPr>
@@ -13465,14 +13496,14 @@
       <w:pPr>
         <w:pStyle w:val="Titulosgenerales"/>
       </w:pPr>
-      <w:bookmarkStart w:id="19" w:name="_Toc176443725"/>
-      <w:bookmarkStart w:id="20" w:name="_Toc223942481"/>
+      <w:bookmarkStart w:id="18" w:name="_Toc176443725"/>
+      <w:bookmarkStart w:id="19" w:name="_Toc223942481"/>
       <w:r>
         <w:lastRenderedPageBreak/>
         <w:t>Glosario</w:t>
       </w:r>
+      <w:bookmarkEnd w:id="18"/>
       <w:bookmarkEnd w:id="19"/>
-      <w:bookmarkEnd w:id="20"/>
     </w:p>
     <w:p>
       <w:pPr>
@@ -13817,8 +13848,8 @@
           <w:lang w:val="es-MX"/>
         </w:rPr>
       </w:pPr>
-      <w:bookmarkStart w:id="21" w:name="_Toc176443726"/>
-      <w:bookmarkStart w:id="22" w:name="_Toc223942482"/>
+      <w:bookmarkStart w:id="20" w:name="_Toc176443726"/>
+      <w:bookmarkStart w:id="21" w:name="_Toc223942482"/>
       <w:r>
         <w:rPr>
           <w:lang w:val="es-MX"/>
@@ -13826,21 +13857,17 @@
         <w:lastRenderedPageBreak/>
         <w:t>Referencias bibliográficas</w:t>
       </w:r>
+      <w:bookmarkEnd w:id="20"/>
       <w:bookmarkEnd w:id="21"/>
+    </w:p>
+    <w:p>
+      <w:pPr>
+        <w:rPr>
+          <w:lang w:val="es-MX" w:eastAsia="es-CO"/>
+        </w:rPr>
+      </w:pPr>
+      <w:bookmarkStart w:id="22" w:name="_GoBack"/>
       <w:bookmarkEnd w:id="22"/>
-    </w:p>
-    <w:p>
-      <w:pPr>
-        <w:rPr>
-          <w:lang w:val="es-MX" w:eastAsia="es-CO"/>
-        </w:rPr>
-      </w:pPr>
-      <w:r>
-        <w:rPr>
-          <w:lang w:val="es-MX" w:eastAsia="es-CO"/>
-        </w:rPr>
-        <w:t xml:space="preserve">Comisión </w:t>
-      </w:r>
       <w:proofErr w:type="spellStart"/>
       <w:r>
         <w:rPr>
@@ -15092,7 +15119,7 @@
         <w:noProof/>
         <w:lang w:val="es-ES"/>
       </w:rPr>
-      <w:t>52</w:t>
+      <w:t>51</w:t>
     </w:r>
     <w:r>
       <w:fldChar w:fldCharType="end"/>
@@ -18515,26 +18542,6 @@
 </file>
 
 <file path=customXml/item1.xml><?xml version="1.0" encoding="utf-8"?>
-<?mso-contentType ?>
-<FormTemplates xmlns="http://schemas.microsoft.com/sharepoint/v3/contenttype/forms">
-  <Display>DocumentLibraryForm</Display>
-  <Edit>DocumentLibraryForm</Edit>
-  <New>DocumentLibraryForm</New>
-</FormTemplates>
-</file>
-
-<file path=customXml/item2.xml><?xml version="1.0" encoding="utf-8"?>
-<p:properties xmlns:p="http://schemas.microsoft.com/office/2006/metadata/properties" xmlns:xsi="http://www.w3.org/2001/XMLSchema-instance" xmlns:pc="http://schemas.microsoft.com/office/infopath/2007/PartnerControls">
-  <documentManagement>
-    <TaxCatchAll xmlns="285d351f-f218-493a-825f-85a9dfbde315" xsi:nil="true"/>
-    <lcf76f155ced4ddcb4097134ff3c332f xmlns="55abea07-cd72-4a95-add0-1082a24cf9e9">
-      <Terms xmlns="http://schemas.microsoft.com/office/infopath/2007/PartnerControls"/>
-    </lcf76f155ced4ddcb4097134ff3c332f>
-  </documentManagement>
-</p:properties>
-</file>
-
-<file path=customXml/item3.xml><?xml version="1.0" encoding="utf-8"?>
 <ct:contentTypeSchema xmlns:ct="http://schemas.microsoft.com/office/2006/metadata/contentType" xmlns:ma="http://schemas.microsoft.com/office/2006/metadata/properties/metaAttributes" ct:_="" ma:_="" ma:contentTypeName="Documento" ma:contentTypeID="0x0101005D7421CBAB376F47AC1876466873BE0C" ma:contentTypeVersion="11" ma:contentTypeDescription="Crear nuevo documento." ma:contentTypeScope="" ma:versionID="f360f8b6fb6f4c8bd21c6a7e407e2e16">
   <xsd:schema xmlns:xsd="http://www.w3.org/2001/XMLSchema" xmlns:xs="http://www.w3.org/2001/XMLSchema" xmlns:p="http://schemas.microsoft.com/office/2006/metadata/properties" xmlns:ns2="55abea07-cd72-4a95-add0-1082a24cf9e9" xmlns:ns3="285d351f-f218-493a-825f-85a9dfbde315" targetNamespace="http://schemas.microsoft.com/office/2006/metadata/properties" ma:root="true" ma:fieldsID="45e32b76c8e436055369618aac27ad35" ns2:_="" ns3:_="">
     <xsd:import namespace="55abea07-cd72-4a95-add0-1082a24cf9e9"/>
@@ -18729,11 +18736,35 @@
 </ct:contentTypeSchema>
 </file>
 
+<file path=customXml/item2.xml><?xml version="1.0" encoding="utf-8"?>
+<?mso-contentType ?>
+<FormTemplates xmlns="http://schemas.microsoft.com/sharepoint/v3/contenttype/forms">
+  <Display>DocumentLibraryForm</Display>
+  <Edit>DocumentLibraryForm</Edit>
+  <New>DocumentLibraryForm</New>
+</FormTemplates>
+</file>
+
+<file path=customXml/item3.xml><?xml version="1.0" encoding="utf-8"?>
+<p:properties xmlns:p="http://schemas.microsoft.com/office/2006/metadata/properties" xmlns:xsi="http://www.w3.org/2001/XMLSchema-instance" xmlns:pc="http://schemas.microsoft.com/office/infopath/2007/PartnerControls">
+  <documentManagement>
+    <TaxCatchAll xmlns="285d351f-f218-493a-825f-85a9dfbde315" xsi:nil="true"/>
+    <lcf76f155ced4ddcb4097134ff3c332f xmlns="55abea07-cd72-4a95-add0-1082a24cf9e9">
+      <Terms xmlns="http://schemas.microsoft.com/office/infopath/2007/PartnerControls"/>
+    </lcf76f155ced4ddcb4097134ff3c332f>
+  </documentManagement>
+</p:properties>
+</file>
+
 <file path=customXml/item4.xml><?xml version="1.0" encoding="utf-8"?>
 <b:Sources xmlns:b="http://schemas.openxmlformats.org/officeDocument/2006/bibliography" xmlns="http://schemas.openxmlformats.org/officeDocument/2006/bibliography" SelectedStyle="\APASixthEditionOfficeOnline.xsl" StyleName="APA" Version="6"/>
 </file>
 
 <file path=customXml/itemProps1.xml><?xml version="1.0" encoding="utf-8"?>
+<ds:datastoreItem xmlns:ds="http://schemas.openxmlformats.org/officeDocument/2006/customXml" ds:itemID="{0936F684-8C84-453F-B021-BECEF9029F1A}"/>
+</file>
+
+<file path=customXml/itemProps2.xml><?xml version="1.0" encoding="utf-8"?>
 <ds:datastoreItem xmlns:ds="http://schemas.openxmlformats.org/officeDocument/2006/customXml" ds:itemID="{91756AAB-0645-4FFC-990B-34BB6096B23B}">
   <ds:schemaRefs>
     <ds:schemaRef ds:uri="http://schemas.microsoft.com/sharepoint/v3/contenttype/forms"/>
@@ -18741,7 +18772,7 @@
 </ds:datastoreItem>
 </file>
 
-<file path=customXml/itemProps2.xml><?xml version="1.0" encoding="utf-8"?>
+<file path=customXml/itemProps3.xml><?xml version="1.0" encoding="utf-8"?>
 <ds:datastoreItem xmlns:ds="http://schemas.openxmlformats.org/officeDocument/2006/customXml" ds:itemID="{CEECB56F-E1D8-45BF-A0A3-B5258E7263D4}">
   <ds:schemaRefs>
     <ds:schemaRef ds:uri="http://schemas.microsoft.com/office/2006/metadata/properties"/>
@@ -18752,12 +18783,8 @@
 </ds:datastoreItem>
 </file>
 
-<file path=customXml/itemProps3.xml><?xml version="1.0" encoding="utf-8"?>
-<ds:datastoreItem xmlns:ds="http://schemas.openxmlformats.org/officeDocument/2006/customXml" ds:itemID="{04F1340E-BC78-4FF1-BE6A-2FDF485953FA}"/>
-</file>
-
 <file path=customXml/itemProps4.xml><?xml version="1.0" encoding="utf-8"?>
-<ds:datastoreItem xmlns:ds="http://schemas.openxmlformats.org/officeDocument/2006/customXml" ds:itemID="{1D3D4402-D59E-4852-B437-A2A457FA5876}">
+<ds:datastoreItem xmlns:ds="http://schemas.openxmlformats.org/officeDocument/2006/customXml" ds:itemID="{97A3A559-59D4-4781-99E9-BD3534481271}">
   <ds:schemaRefs>
     <ds:schemaRef ds:uri="http://schemas.openxmlformats.org/officeDocument/2006/bibliography"/>
   </ds:schemaRefs>

--- a/fuentes/CF2_12210556_DU.docx
+++ b/fuentes/CF2_12210556_DU.docx
@@ -23,7 +23,7 @@
             <wp:docPr id="6" name="Imagen 2">
               <a:extLst xmlns:a="http://schemas.openxmlformats.org/drawingml/2006/main">
                 <a:ext uri="{C183D7F6-B498-43B3-948B-1728B52AA6E4}">
-                  <adec:decorative xmlns:adec="http://schemas.microsoft.com/office/drawing/2017/decorative" xmlns:w16se="http://schemas.microsoft.com/office/word/2015/wordml/symex" xmlns:w16cid="http://schemas.microsoft.com/office/word/2016/wordml/cid" xmlns:w="http://schemas.openxmlformats.org/wordprocessingml/2006/main" xmlns:w10="urn:schemas-microsoft-com:office:word" xmlns:v="urn:schemas-microsoft-com:vml" xmlns:o="urn:schemas-microsoft-com:office:office" xmlns:am3d="http://schemas.microsoft.com/office/drawing/2017/model3d" xmlns:aink="http://schemas.microsoft.com/office/drawing/2016/ink" xmlns:cx8="http://schemas.microsoft.com/office/drawing/2016/5/14/chartex" xmlns:cx7="http://schemas.microsoft.com/office/drawing/2016/5/13/chartex" xmlns:cx6="http://schemas.microsoft.com/office/drawing/2016/5/12/chartex" xmlns:cx5="http://schemas.microsoft.com/office/drawing/2016/5/11/chartex" xmlns:cx4="http://schemas.microsoft.com/office/drawing/2016/5/10/chartex" xmlns:cx3="http://schemas.microsoft.com/office/drawing/2016/5/9/chartex" xmlns:cx2="http://schemas.microsoft.com/office/drawing/2015/10/21/chartex" xmlns:cx1="http://schemas.microsoft.com/office/drawing/2015/9/8/chartex" xmlns:cx="http://schemas.microsoft.com/office/drawing/2014/chartex" xmlns="" val="1"/>
+                  <adec:decorative xmlns="" xmlns:cx="http://schemas.microsoft.com/office/drawing/2014/chartex" xmlns:cx1="http://schemas.microsoft.com/office/drawing/2015/9/8/chartex" xmlns:cx2="http://schemas.microsoft.com/office/drawing/2015/10/21/chartex" xmlns:cx3="http://schemas.microsoft.com/office/drawing/2016/5/9/chartex" xmlns:cx4="http://schemas.microsoft.com/office/drawing/2016/5/10/chartex" xmlns:cx5="http://schemas.microsoft.com/office/drawing/2016/5/11/chartex" xmlns:cx6="http://schemas.microsoft.com/office/drawing/2016/5/12/chartex" xmlns:cx7="http://schemas.microsoft.com/office/drawing/2016/5/13/chartex" xmlns:cx8="http://schemas.microsoft.com/office/drawing/2016/5/14/chartex" xmlns:aink="http://schemas.microsoft.com/office/drawing/2016/ink" xmlns:am3d="http://schemas.microsoft.com/office/drawing/2017/model3d" xmlns:o="urn:schemas-microsoft-com:office:office" xmlns:v="urn:schemas-microsoft-com:vml" xmlns:w10="urn:schemas-microsoft-com:office:word" xmlns:w="http://schemas.openxmlformats.org/wordprocessingml/2006/main" xmlns:w16cid="http://schemas.microsoft.com/office/word/2016/wordml/cid" xmlns:w16se="http://schemas.microsoft.com/office/word/2015/wordml/symex" xmlns:adec="http://schemas.microsoft.com/office/drawing/2017/decorative" val="1"/>
                 </a:ext>
               </a:extLst>
             </wp:docPr>
@@ -151,7 +151,7 @@
                 <wp:docPr id="4" name="Rectángulo 4">
                   <a:extLst xmlns:a="http://schemas.openxmlformats.org/drawingml/2006/main">
                     <a:ext uri="{C183D7F6-B498-43B3-948B-1728B52AA6E4}">
-                      <adec:decorative xmlns:adec="http://schemas.microsoft.com/office/drawing/2017/decorative" xmlns:w16se="http://schemas.microsoft.com/office/word/2015/wordml/symex" xmlns:w16cid="http://schemas.microsoft.com/office/word/2016/wordml/cid" xmlns:w="http://schemas.openxmlformats.org/wordprocessingml/2006/main" xmlns:w10="urn:schemas-microsoft-com:office:word" xmlns:v="urn:schemas-microsoft-com:vml" xmlns:o="urn:schemas-microsoft-com:office:office" xmlns:am3d="http://schemas.microsoft.com/office/drawing/2017/model3d" xmlns:aink="http://schemas.microsoft.com/office/drawing/2016/ink" xmlns:cx8="http://schemas.microsoft.com/office/drawing/2016/5/14/chartex" xmlns:cx7="http://schemas.microsoft.com/office/drawing/2016/5/13/chartex" xmlns:cx6="http://schemas.microsoft.com/office/drawing/2016/5/12/chartex" xmlns:cx5="http://schemas.microsoft.com/office/drawing/2016/5/11/chartex" xmlns:cx4="http://schemas.microsoft.com/office/drawing/2016/5/10/chartex" xmlns:cx3="http://schemas.microsoft.com/office/drawing/2016/5/9/chartex" xmlns:cx2="http://schemas.microsoft.com/office/drawing/2015/10/21/chartex" xmlns:cx1="http://schemas.microsoft.com/office/drawing/2015/9/8/chartex" xmlns:cx="http://schemas.microsoft.com/office/drawing/2014/chartex" xmlns="" val="1"/>
+                      <adec:decorative xmlns="" xmlns:cx="http://schemas.microsoft.com/office/drawing/2014/chartex" xmlns:cx1="http://schemas.microsoft.com/office/drawing/2015/9/8/chartex" xmlns:cx2="http://schemas.microsoft.com/office/drawing/2015/10/21/chartex" xmlns:cx3="http://schemas.microsoft.com/office/drawing/2016/5/9/chartex" xmlns:cx4="http://schemas.microsoft.com/office/drawing/2016/5/10/chartex" xmlns:cx5="http://schemas.microsoft.com/office/drawing/2016/5/11/chartex" xmlns:cx6="http://schemas.microsoft.com/office/drawing/2016/5/12/chartex" xmlns:cx7="http://schemas.microsoft.com/office/drawing/2016/5/13/chartex" xmlns:cx8="http://schemas.microsoft.com/office/drawing/2016/5/14/chartex" xmlns:aink="http://schemas.microsoft.com/office/drawing/2016/ink" xmlns:am3d="http://schemas.microsoft.com/office/drawing/2017/model3d" xmlns:o="urn:schemas-microsoft-com:office:office" xmlns:v="urn:schemas-microsoft-com:vml" xmlns:w10="urn:schemas-microsoft-com:office:word" xmlns:w="http://schemas.openxmlformats.org/wordprocessingml/2006/main" xmlns:w16cid="http://schemas.microsoft.com/office/word/2016/wordml/cid" xmlns:w16se="http://schemas.microsoft.com/office/word/2015/wordml/symex" xmlns:adec="http://schemas.microsoft.com/office/drawing/2017/decorative" val="1"/>
                     </a:ext>
                   </a:extLst>
                 </wp:docPr>
@@ -213,7 +213,7 @@
               </wp:anchor>
             </w:drawing>
           </mc:Choice>
-          <mc:Fallback xmlns:w16sdtdh="http://schemas.microsoft.com/office/word/2020/wordml/sdtdatahash" xmlns:w16="http://schemas.microsoft.com/office/word/2018/wordml" xmlns:w16cex="http://schemas.microsoft.com/office/word/2018/wordml/cex" xmlns:w16se="http://schemas.microsoft.com/office/word/2015/wordml/symex" xmlns:w16cid="http://schemas.microsoft.com/office/word/2016/wordml/cid" xmlns:am3d="http://schemas.microsoft.com/office/drawing/2017/model3d" xmlns:aink="http://schemas.microsoft.com/office/drawing/2016/ink" xmlns:cx8="http://schemas.microsoft.com/office/drawing/2016/5/14/chartex" xmlns:cx7="http://schemas.microsoft.com/office/drawing/2016/5/13/chartex" xmlns:cx6="http://schemas.microsoft.com/office/drawing/2016/5/12/chartex" xmlns:cx5="http://schemas.microsoft.com/office/drawing/2016/5/11/chartex" xmlns:cx4="http://schemas.microsoft.com/office/drawing/2016/5/10/chartex" xmlns:cx3="http://schemas.microsoft.com/office/drawing/2016/5/9/chartex" xmlns:cx2="http://schemas.microsoft.com/office/drawing/2015/10/21/chartex" xmlns:cx1="http://schemas.microsoft.com/office/drawing/2015/9/8/chartex" xmlns:cx="http://schemas.microsoft.com/office/drawing/2014/chartex">
+          <mc:Fallback xmlns:cx="http://schemas.microsoft.com/office/drawing/2014/chartex" xmlns:cx1="http://schemas.microsoft.com/office/drawing/2015/9/8/chartex" xmlns:cx2="http://schemas.microsoft.com/office/drawing/2015/10/21/chartex" xmlns:cx3="http://schemas.microsoft.com/office/drawing/2016/5/9/chartex" xmlns:cx4="http://schemas.microsoft.com/office/drawing/2016/5/10/chartex" xmlns:cx5="http://schemas.microsoft.com/office/drawing/2016/5/11/chartex" xmlns:cx6="http://schemas.microsoft.com/office/drawing/2016/5/12/chartex" xmlns:cx7="http://schemas.microsoft.com/office/drawing/2016/5/13/chartex" xmlns:cx8="http://schemas.microsoft.com/office/drawing/2016/5/14/chartex" xmlns:aink="http://schemas.microsoft.com/office/drawing/2016/ink" xmlns:am3d="http://schemas.microsoft.com/office/drawing/2017/model3d" xmlns:w16cid="http://schemas.microsoft.com/office/word/2016/wordml/cid" xmlns:w16se="http://schemas.microsoft.com/office/word/2015/wordml/symex" xmlns:w16cex="http://schemas.microsoft.com/office/word/2018/wordml/cex" xmlns:w16="http://schemas.microsoft.com/office/word/2018/wordml" xmlns:w16sdtdh="http://schemas.microsoft.com/office/word/2020/wordml/sdtdatahash">
             <w:pict>
               <v:rect w14:anchorId="5C6229C9" id="Rectángulo 4" o:spid="_x0000_s1026" style="position:absolute;margin-left:-55.7pt;margin-top:29pt;width:613.85pt;height:204pt;z-index:-251659776;visibility:visible;mso-wrap-style:square;mso-width-percent:0;mso-height-percent:0;mso-wrap-distance-left:9pt;mso-wrap-distance-top:0;mso-wrap-distance-right:9pt;mso-wrap-distance-bottom:0;mso-position-horizontal:absolute;mso-position-horizontal-relative:text;mso-position-vertical:absolute;mso-position-vertical-relative:text;mso-width-percent:0;mso-height-percent:0;mso-width-relative:page;mso-height-relative:margin;v-text-anchor:middle" o:gfxdata="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" fillcolor="#00314d" stroked="f" strokeweight="1pt"/>
             </w:pict>
@@ -252,7 +252,7 @@
                 <wp:docPr id="2" name="Cuadro de texto 2">
                   <a:extLst xmlns:a="http://schemas.openxmlformats.org/drawingml/2006/main">
                     <a:ext uri="{C183D7F6-B498-43B3-948B-1728B52AA6E4}">
-                      <adec:decorative xmlns:adec="http://schemas.microsoft.com/office/drawing/2017/decorative" xmlns:w16se="http://schemas.microsoft.com/office/word/2015/wordml/symex" xmlns:w16cid="http://schemas.microsoft.com/office/word/2016/wordml/cid" xmlns:w="http://schemas.openxmlformats.org/wordprocessingml/2006/main" xmlns:w10="urn:schemas-microsoft-com:office:word" xmlns:v="urn:schemas-microsoft-com:vml" xmlns:o="urn:schemas-microsoft-com:office:office" xmlns:am3d="http://schemas.microsoft.com/office/drawing/2017/model3d" xmlns:aink="http://schemas.microsoft.com/office/drawing/2016/ink" xmlns:cx8="http://schemas.microsoft.com/office/drawing/2016/5/14/chartex" xmlns:cx7="http://schemas.microsoft.com/office/drawing/2016/5/13/chartex" xmlns:cx6="http://schemas.microsoft.com/office/drawing/2016/5/12/chartex" xmlns:cx5="http://schemas.microsoft.com/office/drawing/2016/5/11/chartex" xmlns:cx4="http://schemas.microsoft.com/office/drawing/2016/5/10/chartex" xmlns:cx3="http://schemas.microsoft.com/office/drawing/2016/5/9/chartex" xmlns:cx2="http://schemas.microsoft.com/office/drawing/2015/10/21/chartex" xmlns:cx1="http://schemas.microsoft.com/office/drawing/2015/9/8/chartex" xmlns:cx="http://schemas.microsoft.com/office/drawing/2014/chartex" xmlns="" val="1"/>
+                      <adec:decorative xmlns="" xmlns:cx="http://schemas.microsoft.com/office/drawing/2014/chartex" xmlns:cx1="http://schemas.microsoft.com/office/drawing/2015/9/8/chartex" xmlns:cx2="http://schemas.microsoft.com/office/drawing/2015/10/21/chartex" xmlns:cx3="http://schemas.microsoft.com/office/drawing/2016/5/9/chartex" xmlns:cx4="http://schemas.microsoft.com/office/drawing/2016/5/10/chartex" xmlns:cx5="http://schemas.microsoft.com/office/drawing/2016/5/11/chartex" xmlns:cx6="http://schemas.microsoft.com/office/drawing/2016/5/12/chartex" xmlns:cx7="http://schemas.microsoft.com/office/drawing/2016/5/13/chartex" xmlns:cx8="http://schemas.microsoft.com/office/drawing/2016/5/14/chartex" xmlns:aink="http://schemas.microsoft.com/office/drawing/2016/ink" xmlns:am3d="http://schemas.microsoft.com/office/drawing/2017/model3d" xmlns:o="urn:schemas-microsoft-com:office:office" xmlns:v="urn:schemas-microsoft-com:vml" xmlns:w10="urn:schemas-microsoft-com:office:word" xmlns:w="http://schemas.openxmlformats.org/wordprocessingml/2006/main" xmlns:w16cid="http://schemas.microsoft.com/office/word/2016/wordml/cid" xmlns:w16se="http://schemas.microsoft.com/office/word/2015/wordml/symex" xmlns:adec="http://schemas.microsoft.com/office/drawing/2017/decorative" val="1"/>
                     </a:ext>
                   </a:extLst>
                 </wp:docPr>
@@ -8319,7 +8319,7 @@
         <w:rPr>
           <w:lang w:eastAsia="es-CO"/>
         </w:rPr>
-        <w:t>conocidas que pueden integrarse;</w:t>
+        <w:t>conocidas que pueden integrarse,</w:t>
       </w:r>
       <w:r>
         <w:rPr>
@@ -8741,7 +8741,21 @@
         <w:rPr>
           <w:lang w:eastAsia="es-CO"/>
         </w:rPr>
-        <w:t>Cabe aclarar que, aunque se muestre este número limitado de aplicaciones, son muchas las que logran integrarse, por lo tanto, no es descabellado averiguar si las herramientas que usualmente utilizan en internet permiten la integración con Teams, para un mayor aprovechamiento y optimización del trabajo habitual.</w:t>
+        <w:t>Cabe aclarar que, aunque se muestre este número limitado de aplicaciones, son m</w:t>
+      </w:r>
+      <w:r>
+        <w:rPr>
+          <w:lang w:eastAsia="es-CO"/>
+        </w:rPr>
+        <w:t>uchas las que logran integrarse;</w:t>
+      </w:r>
+      <w:bookmarkStart w:id="12" w:name="_GoBack"/>
+      <w:bookmarkEnd w:id="12"/>
+      <w:r>
+        <w:rPr>
+          <w:lang w:eastAsia="es-CO"/>
+        </w:rPr>
+        <w:t xml:space="preserve"> por lo tanto, no es descabellado averiguar si las herramientas que usualmente utilizan en internet permiten la integración con Teams, para un mayor aprovechamiento y optimización del trabajo habitual.</w:t>
       </w:r>
     </w:p>
     <w:p>
@@ -12082,12 +12096,12 @@
         <w:spacing w:after="120"/>
         <w:ind w:left="720"/>
       </w:pPr>
-      <w:bookmarkStart w:id="12" w:name="_Toc223942475"/>
+      <w:bookmarkStart w:id="13" w:name="_Toc223942475"/>
       <w:r>
         <w:lastRenderedPageBreak/>
         <w:t>SharePoint</w:t>
       </w:r>
-      <w:bookmarkEnd w:id="12"/>
+      <w:bookmarkEnd w:id="13"/>
     </w:p>
     <w:p>
       <w:pPr>
@@ -12160,11 +12174,11 @@
       <w:pPr>
         <w:pStyle w:val="Ttulo2"/>
       </w:pPr>
-      <w:bookmarkStart w:id="13" w:name="_Toc223942476"/>
+      <w:bookmarkStart w:id="14" w:name="_Toc223942476"/>
       <w:r>
         <w:t>Propósito</w:t>
       </w:r>
-      <w:bookmarkEnd w:id="13"/>
+      <w:bookmarkEnd w:id="14"/>
     </w:p>
     <w:p>
       <w:pPr>
@@ -12301,11 +12315,11 @@
       <w:pPr>
         <w:pStyle w:val="Ttulo2"/>
       </w:pPr>
-      <w:bookmarkStart w:id="14" w:name="_Toc223942477"/>
+      <w:bookmarkStart w:id="15" w:name="_Toc223942477"/>
       <w:r>
         <w:t>Diferencias con OneDrive</w:t>
       </w:r>
-      <w:bookmarkEnd w:id="14"/>
+      <w:bookmarkEnd w:id="15"/>
     </w:p>
     <w:p>
       <w:pPr>
@@ -12437,11 +12451,11 @@
       <w:pPr>
         <w:pStyle w:val="Ttulo2"/>
       </w:pPr>
-      <w:bookmarkStart w:id="15" w:name="_Toc223942478"/>
+      <w:bookmarkStart w:id="16" w:name="_Toc223942478"/>
       <w:r>
         <w:t>Organización de archivos en espacios compartidos</w:t>
       </w:r>
-      <w:bookmarkEnd w:id="15"/>
+      <w:bookmarkEnd w:id="16"/>
     </w:p>
     <w:p>
       <w:pPr>
@@ -12870,11 +12884,11 @@
       <w:pPr>
         <w:pStyle w:val="Ttulo2"/>
       </w:pPr>
-      <w:bookmarkStart w:id="16" w:name="_Toc223942479"/>
+      <w:bookmarkStart w:id="17" w:name="_Toc223942479"/>
       <w:r>
         <w:t>Acceso y permisos de usuarios</w:t>
       </w:r>
-      <w:bookmarkEnd w:id="16"/>
+      <w:bookmarkEnd w:id="17"/>
     </w:p>
     <w:p>
       <w:pPr>
@@ -13404,12 +13418,12 @@
       <w:pPr>
         <w:pStyle w:val="Titulosgenerales"/>
       </w:pPr>
-      <w:bookmarkStart w:id="17" w:name="_Toc223942480"/>
+      <w:bookmarkStart w:id="18" w:name="_Toc223942480"/>
       <w:r>
         <w:lastRenderedPageBreak/>
         <w:t>Síntesis</w:t>
       </w:r>
-      <w:bookmarkEnd w:id="17"/>
+      <w:bookmarkEnd w:id="18"/>
     </w:p>
     <w:p>
       <w:pPr>
@@ -13496,14 +13510,14 @@
       <w:pPr>
         <w:pStyle w:val="Titulosgenerales"/>
       </w:pPr>
-      <w:bookmarkStart w:id="18" w:name="_Toc176443725"/>
-      <w:bookmarkStart w:id="19" w:name="_Toc223942481"/>
+      <w:bookmarkStart w:id="19" w:name="_Toc176443725"/>
+      <w:bookmarkStart w:id="20" w:name="_Toc223942481"/>
       <w:r>
         <w:lastRenderedPageBreak/>
         <w:t>Glosario</w:t>
       </w:r>
-      <w:bookmarkEnd w:id="18"/>
       <w:bookmarkEnd w:id="19"/>
+      <w:bookmarkEnd w:id="20"/>
     </w:p>
     <w:p>
       <w:pPr>
@@ -13848,8 +13862,8 @@
           <w:lang w:val="es-MX"/>
         </w:rPr>
       </w:pPr>
-      <w:bookmarkStart w:id="20" w:name="_Toc176443726"/>
-      <w:bookmarkStart w:id="21" w:name="_Toc223942482"/>
+      <w:bookmarkStart w:id="21" w:name="_Toc176443726"/>
+      <w:bookmarkStart w:id="22" w:name="_Toc223942482"/>
       <w:r>
         <w:rPr>
           <w:lang w:val="es-MX"/>
@@ -13857,8 +13871,8 @@
         <w:lastRenderedPageBreak/>
         <w:t>Referencias bibliográficas</w:t>
       </w:r>
-      <w:bookmarkEnd w:id="20"/>
       <w:bookmarkEnd w:id="21"/>
+      <w:bookmarkEnd w:id="22"/>
     </w:p>
     <w:p>
       <w:pPr>
@@ -13866,8 +13880,6 @@
           <w:lang w:val="es-MX" w:eastAsia="es-CO"/>
         </w:rPr>
       </w:pPr>
-      <w:bookmarkStart w:id="22" w:name="_GoBack"/>
-      <w:bookmarkEnd w:id="22"/>
       <w:proofErr w:type="spellStart"/>
       <w:r>
         <w:rPr>
@@ -15119,7 +15131,7 @@
         <w:noProof/>
         <w:lang w:val="es-ES"/>
       </w:rPr>
-      <w:t>51</w:t>
+      <w:t>35</w:t>
     </w:r>
     <w:r>
       <w:fldChar w:fldCharType="end"/>
@@ -18737,15 +18749,6 @@
 </file>
 
 <file path=customXml/item2.xml><?xml version="1.0" encoding="utf-8"?>
-<?mso-contentType ?>
-<FormTemplates xmlns="http://schemas.microsoft.com/sharepoint/v3/contenttype/forms">
-  <Display>DocumentLibraryForm</Display>
-  <Edit>DocumentLibraryForm</Edit>
-  <New>DocumentLibraryForm</New>
-</FormTemplates>
-</file>
-
-<file path=customXml/item3.xml><?xml version="1.0" encoding="utf-8"?>
 <p:properties xmlns:p="http://schemas.microsoft.com/office/2006/metadata/properties" xmlns:xsi="http://www.w3.org/2001/XMLSchema-instance" xmlns:pc="http://schemas.microsoft.com/office/infopath/2007/PartnerControls">
   <documentManagement>
     <TaxCatchAll xmlns="285d351f-f218-493a-825f-85a9dfbde315" xsi:nil="true"/>
@@ -18756,23 +18759,24 @@
 </p:properties>
 </file>
 
+<file path=customXml/item3.xml><?xml version="1.0" encoding="utf-8"?>
+<?mso-contentType ?>
+<FormTemplates xmlns="http://schemas.microsoft.com/sharepoint/v3/contenttype/forms">
+  <Display>DocumentLibraryForm</Display>
+  <Edit>DocumentLibraryForm</Edit>
+  <New>DocumentLibraryForm</New>
+</FormTemplates>
+</file>
+
 <file path=customXml/item4.xml><?xml version="1.0" encoding="utf-8"?>
 <b:Sources xmlns:b="http://schemas.openxmlformats.org/officeDocument/2006/bibliography" xmlns="http://schemas.openxmlformats.org/officeDocument/2006/bibliography" SelectedStyle="\APASixthEditionOfficeOnline.xsl" StyleName="APA" Version="6"/>
 </file>
 
 <file path=customXml/itemProps1.xml><?xml version="1.0" encoding="utf-8"?>
-<ds:datastoreItem xmlns:ds="http://schemas.openxmlformats.org/officeDocument/2006/customXml" ds:itemID="{0936F684-8C84-453F-B021-BECEF9029F1A}"/>
+<ds:datastoreItem xmlns:ds="http://schemas.openxmlformats.org/officeDocument/2006/customXml" ds:itemID="{4439D970-CA1B-4649-8E05-482CA0BF675B}"/>
 </file>
 
 <file path=customXml/itemProps2.xml><?xml version="1.0" encoding="utf-8"?>
-<ds:datastoreItem xmlns:ds="http://schemas.openxmlformats.org/officeDocument/2006/customXml" ds:itemID="{91756AAB-0645-4FFC-990B-34BB6096B23B}">
-  <ds:schemaRefs>
-    <ds:schemaRef ds:uri="http://schemas.microsoft.com/sharepoint/v3/contenttype/forms"/>
-  </ds:schemaRefs>
-</ds:datastoreItem>
-</file>
-
-<file path=customXml/itemProps3.xml><?xml version="1.0" encoding="utf-8"?>
 <ds:datastoreItem xmlns:ds="http://schemas.openxmlformats.org/officeDocument/2006/customXml" ds:itemID="{CEECB56F-E1D8-45BF-A0A3-B5258E7263D4}">
   <ds:schemaRefs>
     <ds:schemaRef ds:uri="http://schemas.microsoft.com/office/2006/metadata/properties"/>
@@ -18783,8 +18787,16 @@
 </ds:datastoreItem>
 </file>
 
+<file path=customXml/itemProps3.xml><?xml version="1.0" encoding="utf-8"?>
+<ds:datastoreItem xmlns:ds="http://schemas.openxmlformats.org/officeDocument/2006/customXml" ds:itemID="{91756AAB-0645-4FFC-990B-34BB6096B23B}">
+  <ds:schemaRefs>
+    <ds:schemaRef ds:uri="http://schemas.microsoft.com/sharepoint/v3/contenttype/forms"/>
+  </ds:schemaRefs>
+</ds:datastoreItem>
+</file>
+
 <file path=customXml/itemProps4.xml><?xml version="1.0" encoding="utf-8"?>
-<ds:datastoreItem xmlns:ds="http://schemas.openxmlformats.org/officeDocument/2006/customXml" ds:itemID="{97A3A559-59D4-4781-99E9-BD3534481271}">
+<ds:datastoreItem xmlns:ds="http://schemas.openxmlformats.org/officeDocument/2006/customXml" ds:itemID="{27087DA0-DEEC-4A78-85CD-3FA3C01F4F99}">
   <ds:schemaRefs>
     <ds:schemaRef ds:uri="http://schemas.openxmlformats.org/officeDocument/2006/bibliography"/>
   </ds:schemaRefs>

--- a/fuentes/CF2_12210556_DU.docx
+++ b/fuentes/CF2_12210556_DU.docx
@@ -2281,6 +2281,7 @@
     <w:p>
       <w:pPr>
         <w:ind w:firstLine="0"/>
+        <w:jc w:val="center"/>
         <w:rPr>
           <w:b/>
           <w:u w:val="single"/>
@@ -8749,8 +8750,6 @@
         </w:rPr>
         <w:t>uchas las que logran integrarse;</w:t>
       </w:r>
-      <w:bookmarkStart w:id="12" w:name="_GoBack"/>
-      <w:bookmarkEnd w:id="12"/>
       <w:r>
         <w:rPr>
           <w:lang w:eastAsia="es-CO"/>
@@ -9466,7 +9465,21 @@
         <w:rPr>
           <w:lang w:eastAsia="es-CO"/>
         </w:rPr>
-        <w:t>Introducción a Teams y programación de reuniones.</w:t>
+        <w:t xml:space="preserve">Introducción a </w:t>
+      </w:r>
+      <w:proofErr w:type="spellStart"/>
+      <w:r>
+        <w:rPr>
+          <w:lang w:eastAsia="es-CO"/>
+        </w:rPr>
+        <w:t>Teams</w:t>
+      </w:r>
+      <w:proofErr w:type="spellEnd"/>
+      <w:r>
+        <w:rPr>
+          <w:lang w:eastAsia="es-CO"/>
+        </w:rPr>
+        <w:t xml:space="preserve"> y programación de reuniones.</w:t>
       </w:r>
     </w:p>
     <w:p>
@@ -9483,6 +9496,7 @@
       <w:pPr>
         <w:spacing w:before="0" w:after="0"/>
         <w:ind w:firstLine="0"/>
+        <w:jc w:val="center"/>
         <w:rPr>
           <w:rStyle w:val="Hipervnculo"/>
           <w:lang w:eastAsia="es-CO"/>
@@ -10016,7 +10030,6 @@
           <w:numId w:val="0"/>
         </w:numPr>
         <w:ind w:left="1134" w:hanging="1134"/>
-        <w:jc w:val="left"/>
         <w:rPr>
           <w:rStyle w:val="Hipervnculo"/>
           <w:lang w:eastAsia="es-CO"/>
@@ -12096,12 +12109,12 @@
         <w:spacing w:after="120"/>
         <w:ind w:left="720"/>
       </w:pPr>
-      <w:bookmarkStart w:id="13" w:name="_Toc223942475"/>
+      <w:bookmarkStart w:id="12" w:name="_Toc223942475"/>
       <w:r>
         <w:lastRenderedPageBreak/>
         <w:t>SharePoint</w:t>
       </w:r>
-      <w:bookmarkEnd w:id="13"/>
+      <w:bookmarkEnd w:id="12"/>
     </w:p>
     <w:p>
       <w:pPr>
@@ -12174,11 +12187,11 @@
       <w:pPr>
         <w:pStyle w:val="Ttulo2"/>
       </w:pPr>
-      <w:bookmarkStart w:id="14" w:name="_Toc223942476"/>
+      <w:bookmarkStart w:id="13" w:name="_Toc223942476"/>
       <w:r>
         <w:t>Propósito</w:t>
       </w:r>
-      <w:bookmarkEnd w:id="14"/>
+      <w:bookmarkEnd w:id="13"/>
     </w:p>
     <w:p>
       <w:pPr>
@@ -12315,11 +12328,11 @@
       <w:pPr>
         <w:pStyle w:val="Ttulo2"/>
       </w:pPr>
-      <w:bookmarkStart w:id="15" w:name="_Toc223942477"/>
+      <w:bookmarkStart w:id="14" w:name="_Toc223942477"/>
       <w:r>
         <w:t>Diferencias con OneDrive</w:t>
       </w:r>
-      <w:bookmarkEnd w:id="15"/>
+      <w:bookmarkEnd w:id="14"/>
     </w:p>
     <w:p>
       <w:pPr>
@@ -12451,11 +12464,11 @@
       <w:pPr>
         <w:pStyle w:val="Ttulo2"/>
       </w:pPr>
-      <w:bookmarkStart w:id="16" w:name="_Toc223942478"/>
+      <w:bookmarkStart w:id="15" w:name="_Toc223942478"/>
       <w:r>
         <w:t>Organización de archivos en espacios compartidos</w:t>
       </w:r>
-      <w:bookmarkEnd w:id="16"/>
+      <w:bookmarkEnd w:id="15"/>
     </w:p>
     <w:p>
       <w:pPr>
@@ -12884,11 +12897,11 @@
       <w:pPr>
         <w:pStyle w:val="Ttulo2"/>
       </w:pPr>
-      <w:bookmarkStart w:id="17" w:name="_Toc223942479"/>
+      <w:bookmarkStart w:id="16" w:name="_Toc223942479"/>
       <w:r>
         <w:t>Acceso y permisos de usuarios</w:t>
       </w:r>
-      <w:bookmarkEnd w:id="17"/>
+      <w:bookmarkEnd w:id="16"/>
     </w:p>
     <w:p>
       <w:pPr>
@@ -13418,12 +13431,12 @@
       <w:pPr>
         <w:pStyle w:val="Titulosgenerales"/>
       </w:pPr>
-      <w:bookmarkStart w:id="18" w:name="_Toc223942480"/>
+      <w:bookmarkStart w:id="17" w:name="_Toc223942480"/>
       <w:r>
         <w:lastRenderedPageBreak/>
         <w:t>Síntesis</w:t>
       </w:r>
-      <w:bookmarkEnd w:id="18"/>
+      <w:bookmarkEnd w:id="17"/>
     </w:p>
     <w:p>
       <w:pPr>
@@ -13510,14 +13523,14 @@
       <w:pPr>
         <w:pStyle w:val="Titulosgenerales"/>
       </w:pPr>
-      <w:bookmarkStart w:id="19" w:name="_Toc176443725"/>
-      <w:bookmarkStart w:id="20" w:name="_Toc223942481"/>
+      <w:bookmarkStart w:id="18" w:name="_Toc176443725"/>
+      <w:bookmarkStart w:id="19" w:name="_Toc223942481"/>
       <w:r>
         <w:lastRenderedPageBreak/>
         <w:t>Glosario</w:t>
       </w:r>
+      <w:bookmarkEnd w:id="18"/>
       <w:bookmarkEnd w:id="19"/>
-      <w:bookmarkEnd w:id="20"/>
     </w:p>
     <w:p>
       <w:pPr>
@@ -13862,8 +13875,8 @@
           <w:lang w:val="es-MX"/>
         </w:rPr>
       </w:pPr>
-      <w:bookmarkStart w:id="21" w:name="_Toc176443726"/>
-      <w:bookmarkStart w:id="22" w:name="_Toc223942482"/>
+      <w:bookmarkStart w:id="20" w:name="_Toc176443726"/>
+      <w:bookmarkStart w:id="21" w:name="_Toc223942482"/>
       <w:r>
         <w:rPr>
           <w:lang w:val="es-MX"/>
@@ -13871,8 +13884,8 @@
         <w:lastRenderedPageBreak/>
         <w:t>Referencias bibliográficas</w:t>
       </w:r>
+      <w:bookmarkEnd w:id="20"/>
       <w:bookmarkEnd w:id="21"/>
-      <w:bookmarkEnd w:id="22"/>
     </w:p>
     <w:p>
       <w:pPr>
@@ -14218,14 +14231,14 @@
       <w:pPr>
         <w:pStyle w:val="Titulosgenerales"/>
       </w:pPr>
-      <w:bookmarkStart w:id="23" w:name="_Toc176443727"/>
-      <w:bookmarkStart w:id="24" w:name="_Toc223942483"/>
+      <w:bookmarkStart w:id="22" w:name="_Toc176443727"/>
+      <w:bookmarkStart w:id="23" w:name="_Toc223942483"/>
       <w:r>
         <w:lastRenderedPageBreak/>
         <w:t>Créditos</w:t>
       </w:r>
+      <w:bookmarkEnd w:id="22"/>
       <w:bookmarkEnd w:id="23"/>
-      <w:bookmarkEnd w:id="24"/>
     </w:p>
     <w:tbl>
       <w:tblPr>
@@ -14360,7 +14373,7 @@
               </w:rPr>
             </w:pPr>
             <w:r>
-              <w:t>Responsable del ecosistema</w:t>
+              <w:t>Responsable Ecosistema de Recursos Educativos Digitales (RED)</w:t>
             </w:r>
           </w:p>
         </w:tc>
@@ -14380,8 +14393,18 @@
               </w:rPr>
             </w:pPr>
             <w:r>
-              <w:t>Dirección General</w:t>
-            </w:r>
+              <w:t xml:space="preserve">Centro </w:t>
+            </w:r>
+            <w:proofErr w:type="spellStart"/>
+            <w:r>
+              <w:t>Agroturístico</w:t>
+            </w:r>
+            <w:proofErr w:type="spellEnd"/>
+            <w:r>
+              <w:t xml:space="preserve"> - Regional Santander</w:t>
+            </w:r>
+            <w:bookmarkStart w:id="24" w:name="_GoBack"/>
+            <w:bookmarkEnd w:id="24"/>
           </w:p>
         </w:tc>
       </w:tr>
@@ -14817,6 +14840,7 @@
               </w:rPr>
             </w:pPr>
             <w:r>
+              <w:lastRenderedPageBreak/>
               <w:t>Andrea Ardila Chaparro</w:t>
             </w:r>
             <w:r>
@@ -14894,7 +14918,6 @@
               </w:rPr>
             </w:pPr>
             <w:r>
-              <w:lastRenderedPageBreak/>
               <w:t>Laura Paola Gelvez Manosalva</w:t>
             </w:r>
           </w:p>
@@ -15131,7 +15154,7 @@
         <w:noProof/>
         <w:lang w:val="es-ES"/>
       </w:rPr>
-      <w:t>35</w:t>
+      <w:t>53</w:t>
     </w:r>
     <w:r>
       <w:fldChar w:fldCharType="end"/>
@@ -18773,7 +18796,7 @@
 </file>
 
 <file path=customXml/itemProps1.xml><?xml version="1.0" encoding="utf-8"?>
-<ds:datastoreItem xmlns:ds="http://schemas.openxmlformats.org/officeDocument/2006/customXml" ds:itemID="{4439D970-CA1B-4649-8E05-482CA0BF675B}"/>
+<ds:datastoreItem xmlns:ds="http://schemas.openxmlformats.org/officeDocument/2006/customXml" ds:itemID="{BA811DBC-1536-4C51-8539-C72C48A32FED}"/>
 </file>
 
 <file path=customXml/itemProps2.xml><?xml version="1.0" encoding="utf-8"?>
@@ -18796,7 +18819,7 @@
 </file>
 
 <file path=customXml/itemProps4.xml><?xml version="1.0" encoding="utf-8"?>
-<ds:datastoreItem xmlns:ds="http://schemas.openxmlformats.org/officeDocument/2006/customXml" ds:itemID="{27087DA0-DEEC-4A78-85CD-3FA3C01F4F99}">
+<ds:datastoreItem xmlns:ds="http://schemas.openxmlformats.org/officeDocument/2006/customXml" ds:itemID="{576A6457-15BF-4A86-ABEC-644A656EE62F}">
   <ds:schemaRefs>
     <ds:schemaRef ds:uri="http://schemas.openxmlformats.org/officeDocument/2006/bibliography"/>
   </ds:schemaRefs>
